--- a/tuning_agent项目说明书.docx
+++ b/tuning_agent项目说明书.docx
@@ -307,77 +307,7 @@
         <w:rPr>
           <w:rFonts w:ascii="Times New Roman" w:hAnsi="Times New Roman" w:eastAsia="宋体"/>
         </w:rPr>
-        <w:t> 面向 Linux 构建可控智能性能调优闭环。项目由三部分组成：tuning_agent 是可信调优控制面，负责理解目标、编排实验并依据证据提交或回滚；scx_agent_classed 是语义调度执行面，负责识别 LATENCY/BATCH 任务并在 sched_ext 热路径落实差异化策略；bench 是独立测试与证据框架，负责隔离运行、成对比较、采集原始数据和统一报告。</w:t>
-      </w:r>
-      <w:r>
-        <w:rPr>
-          <w:rFonts w:hint="eastAsia"/>
-          <w:lang w:eastAsia="zh"/>
-          <w:woUserID w:val="1"/>
-        </w:rPr>
-        <w:t/>
-      </w:r>
-      <w:r>
-        <w:rPr>
-          <w:rFonts w:ascii="Times New Roman" w:hAnsi="Times New Roman" w:eastAsia="宋体"/>
-        </w:rPr>
-        <w:t/>
-      </w:r>
-      <w:r>
-        <w:rPr>
-          <w:rFonts w:hint="eastAsia"/>
-          <w:lang w:eastAsia="zh"/>
-          <w:woUserID w:val="1"/>
-        </w:rPr>
-        <w:t/>
-      </w:r>
-      <w:r>
-        <w:rPr>
-          <w:rFonts w:ascii="Times New Roman" w:hAnsi="Times New Roman" w:eastAsia="宋体"/>
-        </w:rPr>
-        <w:t/>
-      </w:r>
-      <w:r>
-        <w:rPr>
-          <w:rFonts w:hint="eastAsia"/>
-          <w:lang w:eastAsia="zh"/>
-          <w:woUserID w:val="1"/>
-        </w:rPr>
-        <w:t/>
-      </w:r>
-      <w:r>
-        <w:rPr>
-          <w:rFonts w:ascii="Times New Roman" w:hAnsi="Times New Roman" w:eastAsia="宋体"/>
-        </w:rPr>
-        <w:t/>
-      </w:r>
-      <w:r>
-        <w:rPr>
-          <w:rFonts w:hint="eastAsia"/>
-          <w:lang w:eastAsia="zh"/>
-          <w:woUserID w:val="1"/>
-        </w:rPr>
-        <w:t/>
-      </w:r>
-      <w:r>
-        <w:rPr>
-          <w:rFonts w:ascii="Times New Roman" w:hAnsi="Times New Roman" w:eastAsia="宋体"/>
-        </w:rPr>
-        <w:t/>
-      </w:r>
-      <w:r>
-        <w:rPr>
-          <w:rFonts w:hint="eastAsia"/>
-          <w:lang w:eastAsia="zh"/>
-          <w:woUserID w:val="1"/>
-        </w:rPr>
-        <w:t/>
-      </w:r>
-      <w:r>
-        <w:rPr>
-          <w:rFonts w:ascii="Times New Roman" w:hAnsi="Times New Roman" w:eastAsia="宋体"/>
-        </w:rPr>
-        <w:t/>
+        <w:t>面向 Linux 构建可控智能性能调优闭环。项目由三部分组成：tuning_agent 是可信调优控制面，负责理解目标、编排实验并依据证据提交或回滚；scx_agent_classed 是语义调度执行面，负责识别 LATENCY/BATCH 任务并在 sched_ext 热路径落实差异化策略；bench 是独立测试与证据框架，负责隔离运行、成对比较、采集原始数据和统一报告。</w:t>
       </w:r>
     </w:p>
     <w:p>
@@ -957,48 +887,6 @@
         </w:rPr>
         <w:t>系统常同时承载在线交互、编译构建和后台批处理，不同负载对尾延迟、吞吐与公平性的目标相互冲突，单一调度策略难以兼顾。sched_ext 允许使用 BPF 扩展调度策略，为快速迭代提供标准接口[1]；LLM 的语义理解与先验知识，则为按任务目标进行分类调度提供了新的实现路径。</w:t>
       </w:r>
-      <w:r>
-        <w:rPr>
-          <w:rFonts w:ascii="Times New Roman" w:hAnsi="Times New Roman" w:eastAsia="宋体"/>
-        </w:rPr>
-        <w:t/>
-      </w:r>
-      <w:r>
-        <w:rPr>
-          <w:rFonts w:hint="eastAsia"/>
-          <w:lang w:eastAsia="zh"/>
-          <w:woUserID w:val="1"/>
-        </w:rPr>
-        <w:t/>
-      </w:r>
-      <w:r>
-        <w:rPr>
-          <w:rFonts w:ascii="Times New Roman" w:hAnsi="Times New Roman" w:eastAsia="宋体"/>
-        </w:rPr>
-        <w:t/>
-      </w:r>
-      <w:r>
-        <w:rPr>
-          <w:rFonts w:hint="eastAsia"/>
-          <w:lang w:eastAsia="zh"/>
-          <w:woUserID w:val="1"/>
-        </w:rPr>
-        <w:t xml:space="preserve"/>
-      </w:r>
-      <w:r>
-        <w:rPr>
-          <w:rFonts w:ascii="Times New Roman" w:hAnsi="Times New Roman" w:eastAsia="宋体"/>
-        </w:rPr>
-        <w:t/>
-      </w:r>
-      <w:r>
-        <w:rPr>
-          <w:rFonts w:hint="eastAsia"/>
-          <w:lang w:eastAsia="zh"/>
-          <w:woUserID w:val="1"/>
-        </w:rPr>
-        <w:t/>
-      </w:r>
     </w:p>
     <w:p>
       <w:pPr>
@@ -1033,20 +921,6 @@
         </w:rPr>
         <w:t>现有方案存在两类不足：固定阈值、静态规则和离线搜索难以跟随负载阶段变化，也难以处理复杂混合负载；通用 Agent 虽能灵活推理，却可能同时掌握 shell、文件写入、指标选择和最终判断，带来权限越界、目标漂移、选择性评价及崩溃后状态不明等风险。对调度器、cgroup 和内核参数而言，这些风险会直接影响整机稳定性。</w:t>
       </w:r>
-      <w:r>
-        <w:rPr>
-          <w:rFonts w:hint="eastAsia"/>
-          <w:lang w:eastAsia="zh"/>
-          <w:woUserID w:val="1"/>
-        </w:rPr>
-        <w:t/>
-      </w:r>
-      <w:r>
-        <w:rPr>
-          <w:rFonts w:ascii="Times New Roman" w:hAnsi="Times New Roman" w:eastAsia="宋体"/>
-        </w:rPr>
-        <w:t/>
-      </w:r>
     </w:p>
     <w:p>
       <w:pPr>
@@ -1065,42 +939,6 @@
         </w:rPr>
         <w:t>项目分别解决三个关键问题：scx_agent_classed 在真实调度热路径中区分延迟与批任务，并动态更新分类规则；tuning_agent 让非确定性 Agent 在受限权限下安全试验；bench 排除环境漂移，验证性能变化是否真实且可归因。三者对应执行、控制和验证，形成完整闭环。</w:t>
       </w:r>
-      <w:r>
-        <w:rPr>
-          <w:rFonts w:hint="eastAsia"/>
-          <w:lang w:eastAsia="zh"/>
-          <w:woUserID w:val="1"/>
-        </w:rPr>
-        <w:t/>
-      </w:r>
-      <w:r>
-        <w:rPr>
-          <w:rFonts w:ascii="Times New Roman" w:hAnsi="Times New Roman" w:eastAsia="宋体"/>
-        </w:rPr>
-        <w:t/>
-      </w:r>
-      <w:r>
-        <w:rPr>
-          <w:rFonts w:hint="eastAsia"/>
-          <w:lang w:eastAsia="zh"/>
-          <w:woUserID w:val="1"/>
-        </w:rPr>
-        <w:t/>
-      </w:r>
-      <w:r>
-        <w:rPr>
-          <w:rFonts w:ascii="Times New Roman" w:hAnsi="Times New Roman" w:eastAsia="宋体"/>
-        </w:rPr>
-        <w:t/>
-      </w:r>
-      <w:r>
-        <w:rPr>
-          <w:rFonts w:hint="eastAsia"/>
-          <w:lang w:eastAsia="zh"/>
-          <w:woUserID w:val="1"/>
-        </w:rPr>
-        <w:t/>
-      </w:r>
     </w:p>
     <w:p>
       <w:pPr>
@@ -1153,30 +991,6 @@
         </w:rPr>
         <w:t>语义驱动的两级调度：每 CPU 维护 LATENCY/BATCH 双 DSQ，不同类别使用独立策略，并通过统一仲裁兼顾类别份额、类内公平、批任务 epoch 和拓扑迁移。</w:t>
       </w:r>
-      <w:r>
-        <w:rPr>
-          <w:rFonts w:hint="eastAsia"/>
-          <w:lang w:eastAsia="zh"/>
-          <w:woUserID w:val="1"/>
-        </w:rPr>
-        <w:t/>
-      </w:r>
-      <w:bookmarkStart w:id="0" w:name="_GoBack"/>
-      <w:bookmarkEnd w:id="0"/>
-      <w:r>
-        <w:rPr>
-          <w:rFonts w:hint="eastAsia"/>
-          <w:lang w:eastAsia="zh"/>
-          <w:woUserID w:val="1"/>
-        </w:rPr>
-        <w:t/>
-      </w:r>
-      <w:r>
-        <w:rPr>
-          <w:rFonts w:ascii="Times New Roman" w:hAnsi="Times New Roman" w:eastAsia="宋体"/>
-        </w:rPr>
-        <w:t/>
-      </w:r>
     </w:p>
     <w:p>
       <w:pPr>
@@ -1299,42 +1113,6 @@
         </w:rPr>
         <w:t>项目包含两项核心技术。scx_agent_classed 利用 LLM 语义能力识别任务目标，并在调度热路径中处理类别份额、类内公平、迁移与规则热更新；tuning_agent 提供统一的 Agent 调优框架，约束谁可提出变更、何时产生副作用、如何记录基线、怎样评价改善，以及状态异常时如何恢复。前者优化调度执行，后者保证调优过程安全可控。</w:t>
       </w:r>
-      <w:r>
-        <w:rPr>
-          <w:rFonts w:hint="eastAsia"/>
-          <w:lang w:eastAsia="zh"/>
-          <w:woUserID w:val="1"/>
-        </w:rPr>
-        <w:t/>
-      </w:r>
-      <w:r>
-        <w:rPr>
-          <w:rFonts w:ascii="Times New Roman" w:hAnsi="Times New Roman" w:eastAsia="宋体"/>
-        </w:rPr>
-        <w:t/>
-      </w:r>
-      <w:r>
-        <w:rPr>
-          <w:rFonts w:hint="eastAsia"/>
-          <w:lang w:eastAsia="zh"/>
-          <w:woUserID w:val="1"/>
-        </w:rPr>
-        <w:t/>
-      </w:r>
-      <w:r>
-        <w:rPr>
-          <w:rFonts w:ascii="Times New Roman" w:hAnsi="Times New Roman" w:eastAsia="宋体"/>
-        </w:rPr>
-        <w:t/>
-      </w:r>
-      <w:r>
-        <w:rPr>
-          <w:rFonts w:hint="eastAsia"/>
-          <w:lang w:eastAsia="zh"/>
-          <w:woUserID w:val="1"/>
-        </w:rPr>
-        <w:t/>
-      </w:r>
     </w:p>
     <w:p>
       <w:pPr>
@@ -1348,20 +1126,6 @@
         </w:rPr>
         <w:t>两者通过 MCP 协议协作，不共享内部实现。tuning_agent 不直接写 BPF map 或 learned rule 文件，只调用适配器提供的规则快照、可回滚更新和分类完整性测量；规则持久化与发布始终由 scx_agent_classed 单写完成，从而兼顾实验灵活性与状态一致性。</w:t>
       </w:r>
-      <w:r>
-        <w:rPr>
-          <w:rFonts w:hint="eastAsia"/>
-          <w:lang w:eastAsia="zh"/>
-          <w:woUserID w:val="1"/>
-        </w:rPr>
-        <w:t/>
-      </w:r>
-      <w:r>
-        <w:rPr>
-          <w:rFonts w:ascii="Times New Roman" w:hAnsi="Times New Roman" w:eastAsia="宋体"/>
-        </w:rPr>
-        <w:t/>
-      </w:r>
     </w:p>
     <w:p>
       <w:pPr>
@@ -1390,20 +1154,6 @@
           <w:rFonts w:ascii="Times New Roman" w:hAnsi="Times New Roman" w:eastAsia="宋体"/>
         </w:rPr>
         <w:t>sched_ext 提供可扩展调度类。BPF 调度器可实现 select_cpu、enqueue、dispatch、running、stopping 等回调，并通过 Dispatch Queue（DSQ）组织任务[1]。scx_agent_classed 按进程 comm 精确匹配 LATENCY 与 BATCH，未匹配任务使用管理员配置的默认类别。每个 CPU 维护 LATENCY[cpu] 和 BATCH[cpu] 两条优先 DSQ，按加权任务虚拟运行时间排序。Linux comm 最多暴露 15 个字节且区分大小写，规则严格遵循这一语义。</w:t>
-      </w:r>
-      <w:r>
-        <w:rPr>
-          <w:rFonts w:hint="eastAsia"/>
-          <w:lang w:eastAsia="zh"/>
-          <w:woUserID w:val="1"/>
-        </w:rPr>
-        <w:t/>
-      </w:r>
-      <w:r>
-        <w:rPr>
-          <w:rFonts w:ascii="Times New Roman" w:hAnsi="Times New Roman" w:eastAsia="宋体"/>
-        </w:rPr>
-        <w:t/>
       </w:r>
     </w:p>
     <w:p>
@@ -1501,14 +1251,6 @@
         <w:gridCol w:w="9404"/>
       </w:tblGrid>
       <w:tr>
-        <w:tblPrEx>
-          <w:tblCellMar>
-            <w:top w:w="0" w:type="dxa"/>
-            <w:left w:w="108" w:type="dxa"/>
-            <w:bottom w:w="0" w:type="dxa"/>
-            <w:right w:w="108" w:type="dxa"/>
-          </w:tblCellMar>
-        </w:tblPrEx>
         <w:trPr>
           <w:jc w:val="center"/>
         </w:trPr>
@@ -1651,6 +1393,14 @@
         <w:gridCol w:w="3135"/>
       </w:tblGrid>
       <w:tr>
+        <w:tblPrEx>
+          <w:tblCellMar>
+            <w:top w:w="0" w:type="dxa"/>
+            <w:left w:w="108" w:type="dxa"/>
+            <w:bottom w:w="0" w:type="dxa"/>
+            <w:right w:w="108" w:type="dxa"/>
+          </w:tblCellMar>
+        </w:tblPrEx>
         <w:trPr>
           <w:cantSplit/>
           <w:tblHeader/>
@@ -1757,6 +1507,14 @@
         </w:tc>
       </w:tr>
       <w:tr>
+        <w:tblPrEx>
+          <w:tblCellMar>
+            <w:top w:w="0" w:type="dxa"/>
+            <w:left w:w="108" w:type="dxa"/>
+            <w:bottom w:w="0" w:type="dxa"/>
+            <w:right w:w="108" w:type="dxa"/>
+          </w:tblCellMar>
+        </w:tblPrEx>
         <w:trPr>
           <w:cantSplit/>
           <w:jc w:val="center"/>
@@ -1856,6 +1614,14 @@
         </w:tc>
       </w:tr>
       <w:tr>
+        <w:tblPrEx>
+          <w:tblCellMar>
+            <w:top w:w="0" w:type="dxa"/>
+            <w:left w:w="108" w:type="dxa"/>
+            <w:bottom w:w="0" w:type="dxa"/>
+            <w:right w:w="108" w:type="dxa"/>
+          </w:tblCellMar>
+        </w:tblPrEx>
         <w:trPr>
           <w:cantSplit/>
           <w:jc w:val="center"/>
@@ -1958,6 +1724,14 @@
         </w:tc>
       </w:tr>
       <w:tr>
+        <w:tblPrEx>
+          <w:tblCellMar>
+            <w:top w:w="0" w:type="dxa"/>
+            <w:left w:w="108" w:type="dxa"/>
+            <w:bottom w:w="0" w:type="dxa"/>
+            <w:right w:w="108" w:type="dxa"/>
+          </w:tblCellMar>
+        </w:tblPrEx>
         <w:trPr>
           <w:cantSplit/>
           <w:jc w:val="center"/>
@@ -2057,6 +1831,14 @@
         </w:tc>
       </w:tr>
       <w:tr>
+        <w:tblPrEx>
+          <w:tblCellMar>
+            <w:top w:w="0" w:type="dxa"/>
+            <w:left w:w="108" w:type="dxa"/>
+            <w:bottom w:w="0" w:type="dxa"/>
+            <w:right w:w="108" w:type="dxa"/>
+          </w:tblCellMar>
+        </w:tblPrEx>
         <w:trPr>
           <w:cantSplit/>
           <w:jc w:val="center"/>
@@ -2159,6 +1941,14 @@
         </w:tc>
       </w:tr>
       <w:tr>
+        <w:tblPrEx>
+          <w:tblCellMar>
+            <w:top w:w="0" w:type="dxa"/>
+            <w:left w:w="108" w:type="dxa"/>
+            <w:bottom w:w="0" w:type="dxa"/>
+            <w:right w:w="108" w:type="dxa"/>
+          </w:tblCellMar>
+        </w:tblPrEx>
         <w:trPr>
           <w:cantSplit/>
           <w:jc w:val="center"/>
@@ -2258,6 +2048,14 @@
         </w:tc>
       </w:tr>
       <w:tr>
+        <w:tblPrEx>
+          <w:tblCellMar>
+            <w:top w:w="0" w:type="dxa"/>
+            <w:left w:w="108" w:type="dxa"/>
+            <w:bottom w:w="0" w:type="dxa"/>
+            <w:right w:w="108" w:type="dxa"/>
+          </w:tblCellMar>
+        </w:tblPrEx>
         <w:trPr>
           <w:cantSplit/>
           <w:jc w:val="center"/>
@@ -2360,6 +2158,14 @@
         </w:tc>
       </w:tr>
       <w:tr>
+        <w:tblPrEx>
+          <w:tblCellMar>
+            <w:top w:w="0" w:type="dxa"/>
+            <w:left w:w="108" w:type="dxa"/>
+            <w:bottom w:w="0" w:type="dxa"/>
+            <w:right w:w="108" w:type="dxa"/>
+          </w:tblCellMar>
+        </w:tblPrEx>
         <w:trPr>
           <w:cantSplit/>
           <w:jc w:val="center"/>
@@ -2567,51 +2373,6 @@
           <w:woUserID w:val="1"/>
         </w:rPr>
         <w:t>tuning_agent 通过 Runtime、Provider 和 LLM 三层分工兼顾可控性、扩展性与灵活性：Runtime 编排全流程并独占授权、记账、恢复、证据校验和提交权；Provider 以强类型能力提供观测、变更、测量与比较；LLM 选择观测目标、候选实验和优化目标，模拟专家决策。</w:t>
-      </w:r>
-      <w:r>
-        <w:rPr>
-          <w:rFonts w:ascii="Times New Roman" w:hAnsi="Times New Roman" w:eastAsia="宋体"/>
-          <w:woUserID w:val="1"/>
-        </w:rPr>
-        <w:t xml:space="preserve"/>
-      </w:r>
-      <w:r>
-        <w:rPr>
-          <w:rFonts w:hint="eastAsia"/>
-          <w:lang w:eastAsia="zh"/>
-          <w:woUserID w:val="1"/>
-        </w:rPr>
-        <w:t/>
-      </w:r>
-      <w:r>
-        <w:rPr>
-          <w:rFonts w:ascii="Times New Roman" w:hAnsi="Times New Roman" w:eastAsia="宋体"/>
-          <w:woUserID w:val="1"/>
-        </w:rPr>
-        <w:t/>
-      </w:r>
-      <w:r>
-        <w:rPr>
-          <w:rFonts w:hint="eastAsia"/>
-          <w:lang w:eastAsia="zh"/>
-          <w:woUserID w:val="1"/>
-        </w:rPr>
-        <w:t xml:space="preserve"/>
-      </w:r>
-      <w:r>
-        <w:rPr>
-          <w:rFonts w:ascii="Times New Roman" w:hAnsi="Times New Roman" w:eastAsia="宋体"/>
-          <w:woUserID w:val="1"/>
-        </w:rPr>
-        <w:t/>
-      </w:r>
-      <w:r>
-        <w:rPr>
-          <w:rFonts w:hint="eastAsia"/>
-          <w:lang w:eastAsia="zh"/>
-          <w:woUserID w:val="1"/>
-        </w:rPr>
-        <w:t/>
       </w:r>
     </w:p>
     <w:p>
@@ -4008,6 +3769,14 @@
         <w:gridCol w:w="9404"/>
       </w:tblGrid>
       <w:tr>
+        <w:tblPrEx>
+          <w:tblCellMar>
+            <w:top w:w="0" w:type="dxa"/>
+            <w:left w:w="108" w:type="dxa"/>
+            <w:bottom w:w="0" w:type="dxa"/>
+            <w:right w:w="108" w:type="dxa"/>
+          </w:tblCellMar>
+        </w:tblPrEx>
         <w:trPr>
           <w:jc w:val="center"/>
         </w:trPr>
@@ -4256,628 +4025,6 @@
           <w:sz w:val="21"/>
         </w:rPr>
         <w:t>表 4  三部分代码来源</w:t>
-      </w:r>
-    </w:p>
-    <w:tbl>
-      <w:tblPr>
-        <w:tblStyle w:val="14"/>
-        <w:tblW w:w="0" w:type="auto"/>
-        <w:jc w:val="center"/>
-        <w:tblLayout w:type="fixed"/>
-        <w:tblCellMar>
-          <w:top w:w="0" w:type="dxa"/>
-          <w:left w:w="108" w:type="dxa"/>
-          <w:bottom w:w="0" w:type="dxa"/>
-          <w:right w:w="108" w:type="dxa"/>
-        </w:tblCellMar>
-      </w:tblPr>
-      <w:tblGrid>
-        <w:gridCol w:w="2351"/>
-        <w:gridCol w:w="2351"/>
-        <w:gridCol w:w="2351"/>
-        <w:gridCol w:w="2351"/>
-      </w:tblGrid>
-      <w:tr>
-        <w:trPr>
-          <w:cantSplit/>
-          <w:tblHeader/>
-          <w:jc w:val="center"/>
-        </w:trPr>
-        <w:tc>
-          <w:tcPr>
-            <w:tcW w:w="1984" w:type="dxa"/>
-            <w:tcBorders>
-              <w:top w:val="single" w:color="A8B6BF" w:sz="6" w:space="0"/>
-              <w:left w:val="single" w:color="A8B6BF" w:sz="6" w:space="0"/>
-              <w:bottom w:val="single" w:color="A8B6BF" w:sz="6" w:space="0"/>
-              <w:right w:val="single" w:color="A8B6BF" w:sz="6" w:space="0"/>
-            </w:tcBorders>
-            <w:shd w:val="clear" w:color="auto" w:fill="173F5F"/>
-            <w:tcMar>
-              <w:top w:w="90" w:type="dxa"/>
-              <w:left w:w="110" w:type="dxa"/>
-              <w:bottom w:w="90" w:type="dxa"/>
-              <w:right w:w="110" w:type="dxa"/>
-            </w:tcMar>
-            <w:vAlign w:val="center"/>
-          </w:tcPr>
-          <w:p>
-            <w:pPr>
-              <w:jc w:val="center"/>
-            </w:pPr>
-            <w:r>
-              <w:rPr>
-                <w:rFonts w:ascii="Times New Roman" w:hAnsi="Times New Roman" w:eastAsia="黑体"/>
-                <w:b/>
-                <w:color w:val="FFFFFF"/>
-                <w:sz w:val="21"/>
-              </w:rPr>
-              <w:t>组成</w:t>
-            </w:r>
-          </w:p>
-        </w:tc>
-        <w:tc>
-          <w:tcPr>
-            <w:tcW w:w="2438" w:type="dxa"/>
-            <w:tcBorders>
-              <w:top w:val="single" w:color="A8B6BF" w:sz="6" w:space="0"/>
-              <w:left w:val="single" w:color="A8B6BF" w:sz="6" w:space="0"/>
-              <w:bottom w:val="single" w:color="A8B6BF" w:sz="6" w:space="0"/>
-              <w:right w:val="single" w:color="A8B6BF" w:sz="6" w:space="0"/>
-            </w:tcBorders>
-            <w:shd w:val="clear" w:color="auto" w:fill="173F5F"/>
-            <w:tcMar>
-              <w:top w:w="90" w:type="dxa"/>
-              <w:left w:w="110" w:type="dxa"/>
-              <w:bottom w:w="90" w:type="dxa"/>
-              <w:right w:w="110" w:type="dxa"/>
-            </w:tcMar>
-            <w:vAlign w:val="center"/>
-          </w:tcPr>
-          <w:p>
-            <w:pPr>
-              <w:jc w:val="center"/>
-            </w:pPr>
-            <w:r>
-              <w:rPr>
-                <w:rFonts w:ascii="Times New Roman" w:hAnsi="Times New Roman" w:eastAsia="黑体"/>
-                <w:b/>
-                <w:color w:val="FFFFFF"/>
-                <w:sz w:val="21"/>
-              </w:rPr>
-              <w:t>主要目录</w:t>
-            </w:r>
-          </w:p>
-        </w:tc>
-        <w:tc>
-          <w:tcPr>
-            <w:tcW w:w="3118" w:type="dxa"/>
-            <w:tcBorders>
-              <w:top w:val="single" w:color="A8B6BF" w:sz="6" w:space="0"/>
-              <w:left w:val="single" w:color="A8B6BF" w:sz="6" w:space="0"/>
-              <w:bottom w:val="single" w:color="A8B6BF" w:sz="6" w:space="0"/>
-              <w:right w:val="single" w:color="A8B6BF" w:sz="6" w:space="0"/>
-            </w:tcBorders>
-            <w:shd w:val="clear" w:color="auto" w:fill="173F5F"/>
-            <w:tcMar>
-              <w:top w:w="90" w:type="dxa"/>
-              <w:left w:w="110" w:type="dxa"/>
-              <w:bottom w:w="90" w:type="dxa"/>
-              <w:right w:w="110" w:type="dxa"/>
-            </w:tcMar>
-            <w:vAlign w:val="center"/>
-          </w:tcPr>
-          <w:p>
-            <w:pPr>
-              <w:jc w:val="center"/>
-            </w:pPr>
-            <w:r>
-              <w:rPr>
-                <w:rFonts w:ascii="Times New Roman" w:hAnsi="Times New Roman" w:eastAsia="黑体"/>
-                <w:b/>
-                <w:color w:val="FFFFFF"/>
-                <w:sz w:val="21"/>
-              </w:rPr>
-              <w:t>第一方原创内容</w:t>
-            </w:r>
-          </w:p>
-        </w:tc>
-        <w:tc>
-          <w:tcPr>
-            <w:tcW w:w="1644" w:type="dxa"/>
-            <w:tcBorders>
-              <w:top w:val="single" w:color="A8B6BF" w:sz="6" w:space="0"/>
-              <w:left w:val="single" w:color="A8B6BF" w:sz="6" w:space="0"/>
-              <w:bottom w:val="single" w:color="A8B6BF" w:sz="6" w:space="0"/>
-              <w:right w:val="single" w:color="A8B6BF" w:sz="6" w:space="0"/>
-            </w:tcBorders>
-            <w:shd w:val="clear" w:color="auto" w:fill="173F5F"/>
-            <w:tcMar>
-              <w:top w:w="90" w:type="dxa"/>
-              <w:left w:w="110" w:type="dxa"/>
-              <w:bottom w:w="90" w:type="dxa"/>
-              <w:right w:w="110" w:type="dxa"/>
-            </w:tcMar>
-            <w:vAlign w:val="center"/>
-          </w:tcPr>
-          <w:p>
-            <w:pPr>
-              <w:jc w:val="center"/>
-            </w:pPr>
-            <w:r>
-              <w:rPr>
-                <w:rFonts w:ascii="Times New Roman" w:hAnsi="Times New Roman" w:eastAsia="黑体"/>
-                <w:b/>
-                <w:color w:val="FFFFFF"/>
-                <w:sz w:val="21"/>
-              </w:rPr>
-              <w:t>外部依赖说明</w:t>
-            </w:r>
-          </w:p>
-        </w:tc>
-      </w:tr>
-      <w:tr>
-        <w:trPr>
-          <w:cantSplit/>
-          <w:jc w:val="center"/>
-        </w:trPr>
-        <w:tc>
-          <w:tcPr>
-            <w:tcW w:w="1984" w:type="dxa"/>
-            <w:tcBorders>
-              <w:top w:val="single" w:color="B8C4CA" w:sz="4" w:space="0"/>
-              <w:left w:val="single" w:color="B8C4CA" w:sz="4" w:space="0"/>
-              <w:bottom w:val="single" w:color="B8C4CA" w:sz="4" w:space="0"/>
-              <w:right w:val="single" w:color="B8C4CA" w:sz="4" w:space="0"/>
-            </w:tcBorders>
-            <w:tcMar>
-              <w:top w:w="90" w:type="dxa"/>
-              <w:left w:w="110" w:type="dxa"/>
-              <w:bottom w:w="90" w:type="dxa"/>
-              <w:right w:w="110" w:type="dxa"/>
-            </w:tcMar>
-            <w:vAlign w:val="center"/>
-          </w:tcPr>
-          <w:p>
-            <w:pPr>
-              <w:spacing w:line="276" w:lineRule="auto"/>
-              <w:jc w:val="center"/>
-            </w:pPr>
-            <w:r>
-              <w:rPr>
-                <w:rFonts w:ascii="Times New Roman" w:hAnsi="Times New Roman" w:eastAsia="宋体"/>
-                <w:sz w:val="19"/>
-              </w:rPr>
-              <w:t>tuning_agent</w:t>
-            </w:r>
-          </w:p>
-        </w:tc>
-        <w:tc>
-          <w:tcPr>
-            <w:tcW w:w="2438" w:type="dxa"/>
-            <w:tcBorders>
-              <w:top w:val="single" w:color="B8C4CA" w:sz="4" w:space="0"/>
-              <w:left w:val="single" w:color="B8C4CA" w:sz="4" w:space="0"/>
-              <w:bottom w:val="single" w:color="B8C4CA" w:sz="4" w:space="0"/>
-              <w:right w:val="single" w:color="B8C4CA" w:sz="4" w:space="0"/>
-            </w:tcBorders>
-            <w:tcMar>
-              <w:top w:w="90" w:type="dxa"/>
-              <w:left w:w="110" w:type="dxa"/>
-              <w:bottom w:w="90" w:type="dxa"/>
-              <w:right w:w="110" w:type="dxa"/>
-            </w:tcMar>
-            <w:vAlign w:val="center"/>
-          </w:tcPr>
-          <w:p>
-            <w:pPr>
-              <w:spacing w:line="276" w:lineRule="auto"/>
-              <w:jc w:val="left"/>
-            </w:pPr>
-            <w:r>
-              <w:rPr>
-                <w:rFonts w:ascii="Times New Roman" w:hAnsi="Times New Roman" w:eastAsia="宋体"/>
-                <w:sz w:val="19"/>
-              </w:rPr>
-              <w:t>tuning_agent/src</w:t>
-            </w:r>
-          </w:p>
-        </w:tc>
-        <w:tc>
-          <w:tcPr>
-            <w:tcW w:w="3118" w:type="dxa"/>
-            <w:tcBorders>
-              <w:top w:val="single" w:color="B8C4CA" w:sz="4" w:space="0"/>
-              <w:left w:val="single" w:color="B8C4CA" w:sz="4" w:space="0"/>
-              <w:bottom w:val="single" w:color="B8C4CA" w:sz="4" w:space="0"/>
-              <w:right w:val="single" w:color="B8C4CA" w:sz="4" w:space="0"/>
-            </w:tcBorders>
-            <w:tcMar>
-              <w:top w:w="90" w:type="dxa"/>
-              <w:left w:w="110" w:type="dxa"/>
-              <w:bottom w:w="90" w:type="dxa"/>
-              <w:right w:w="110" w:type="dxa"/>
-            </w:tcMar>
-            <w:vAlign w:val="center"/>
-          </w:tcPr>
-          <w:p>
-            <w:pPr>
-              <w:spacing w:line="276" w:lineRule="auto"/>
-              <w:jc w:val="left"/>
-            </w:pPr>
-            <w:r>
-              <w:rPr>
-                <w:rFonts w:ascii="Times New Roman" w:hAnsi="Times New Roman" w:eastAsia="宋体"/>
-                <w:sz w:val="19"/>
-              </w:rPr>
-              <w:t>状态机、事务/评价内核、能力模型、恢复、审计、LLM/MCP 适配</w:t>
-            </w:r>
-          </w:p>
-        </w:tc>
-        <w:tc>
-          <w:tcPr>
-            <w:tcW w:w="1644" w:type="dxa"/>
-            <w:tcBorders>
-              <w:top w:val="single" w:color="B8C4CA" w:sz="4" w:space="0"/>
-              <w:left w:val="single" w:color="B8C4CA" w:sz="4" w:space="0"/>
-              <w:bottom w:val="single" w:color="B8C4CA" w:sz="4" w:space="0"/>
-              <w:right w:val="single" w:color="B8C4CA" w:sz="4" w:space="0"/>
-            </w:tcBorders>
-            <w:tcMar>
-              <w:top w:w="90" w:type="dxa"/>
-              <w:left w:w="110" w:type="dxa"/>
-              <w:bottom w:w="90" w:type="dxa"/>
-              <w:right w:w="110" w:type="dxa"/>
-            </w:tcMar>
-            <w:vAlign w:val="center"/>
-          </w:tcPr>
-          <w:p>
-            <w:pPr>
-              <w:spacing w:line="276" w:lineRule="auto"/>
-              <w:jc w:val="left"/>
-            </w:pPr>
-            <w:r>
-              <w:rPr>
-                <w:rFonts w:ascii="Times New Roman" w:hAnsi="Times New Roman" w:eastAsia="宋体"/>
-                <w:sz w:val="19"/>
-              </w:rPr>
-              <w:t>serde、sha2、ureq 等 Cargo 库；不复制源码</w:t>
-            </w:r>
-          </w:p>
-        </w:tc>
-      </w:tr>
-      <w:tr>
-        <w:trPr>
-          <w:cantSplit/>
-          <w:jc w:val="center"/>
-        </w:trPr>
-        <w:tc>
-          <w:tcPr>
-            <w:tcW w:w="1984" w:type="dxa"/>
-            <w:tcBorders>
-              <w:top w:val="single" w:color="B8C4CA" w:sz="4" w:space="0"/>
-              <w:left w:val="single" w:color="B8C4CA" w:sz="4" w:space="0"/>
-              <w:bottom w:val="single" w:color="B8C4CA" w:sz="4" w:space="0"/>
-              <w:right w:val="single" w:color="B8C4CA" w:sz="4" w:space="0"/>
-            </w:tcBorders>
-            <w:shd w:val="clear" w:color="auto" w:fill="F2F5F7"/>
-            <w:tcMar>
-              <w:top w:w="90" w:type="dxa"/>
-              <w:left w:w="110" w:type="dxa"/>
-              <w:bottom w:w="90" w:type="dxa"/>
-              <w:right w:w="110" w:type="dxa"/>
-            </w:tcMar>
-            <w:vAlign w:val="center"/>
-          </w:tcPr>
-          <w:p>
-            <w:pPr>
-              <w:spacing w:line="276" w:lineRule="auto"/>
-              <w:jc w:val="center"/>
-            </w:pPr>
-            <w:r>
-              <w:rPr>
-                <w:rFonts w:ascii="Times New Roman" w:hAnsi="Times New Roman" w:eastAsia="宋体"/>
-                <w:sz w:val="19"/>
-              </w:rPr>
-              <w:t>scx_agent_classed</w:t>
-            </w:r>
-          </w:p>
-        </w:tc>
-        <w:tc>
-          <w:tcPr>
-            <w:tcW w:w="2438" w:type="dxa"/>
-            <w:tcBorders>
-              <w:top w:val="single" w:color="B8C4CA" w:sz="4" w:space="0"/>
-              <w:left w:val="single" w:color="B8C4CA" w:sz="4" w:space="0"/>
-              <w:bottom w:val="single" w:color="B8C4CA" w:sz="4" w:space="0"/>
-              <w:right w:val="single" w:color="B8C4CA" w:sz="4" w:space="0"/>
-            </w:tcBorders>
-            <w:shd w:val="clear" w:color="auto" w:fill="F2F5F7"/>
-            <w:tcMar>
-              <w:top w:w="90" w:type="dxa"/>
-              <w:left w:w="110" w:type="dxa"/>
-              <w:bottom w:w="90" w:type="dxa"/>
-              <w:right w:w="110" w:type="dxa"/>
-            </w:tcMar>
-            <w:vAlign w:val="center"/>
-          </w:tcPr>
-          <w:p>
-            <w:pPr>
-              <w:spacing w:line="276" w:lineRule="auto"/>
-              <w:jc w:val="left"/>
-            </w:pPr>
-            <w:r>
-              <w:rPr>
-                <w:rFonts w:ascii="Times New Roman" w:hAnsi="Times New Roman" w:eastAsia="宋体"/>
-                <w:sz w:val="19"/>
-              </w:rPr>
-              <w:t>schedule/scx_agent_classed*</w:t>
-            </w:r>
-          </w:p>
-        </w:tc>
-        <w:tc>
-          <w:tcPr>
-            <w:tcW w:w="3118" w:type="dxa"/>
-            <w:tcBorders>
-              <w:top w:val="single" w:color="B8C4CA" w:sz="4" w:space="0"/>
-              <w:left w:val="single" w:color="B8C4CA" w:sz="4" w:space="0"/>
-              <w:bottom w:val="single" w:color="B8C4CA" w:sz="4" w:space="0"/>
-              <w:right w:val="single" w:color="B8C4CA" w:sz="4" w:space="0"/>
-            </w:tcBorders>
-            <w:shd w:val="clear" w:color="auto" w:fill="F2F5F7"/>
-            <w:tcMar>
-              <w:top w:w="90" w:type="dxa"/>
-              <w:left w:w="110" w:type="dxa"/>
-              <w:bottom w:w="90" w:type="dxa"/>
-              <w:right w:w="110" w:type="dxa"/>
-            </w:tcMar>
-            <w:vAlign w:val="center"/>
-          </w:tcPr>
-          <w:p>
-            <w:pPr>
-              <w:spacing w:line="276" w:lineRule="auto"/>
-              <w:jc w:val="left"/>
-            </w:pPr>
-            <w:r>
-              <w:rPr>
-                <w:rFonts w:ascii="Times New Roman" w:hAnsi="Times New Roman" w:eastAsia="宋体"/>
-                <w:sz w:val="19"/>
-              </w:rPr>
-              <w:t>两级调度、BPF 热路径、动态规则、控制 API 与 MCP 能力适配</w:t>
-            </w:r>
-          </w:p>
-        </w:tc>
-        <w:tc>
-          <w:tcPr>
-            <w:tcW w:w="1644" w:type="dxa"/>
-            <w:tcBorders>
-              <w:top w:val="single" w:color="B8C4CA" w:sz="4" w:space="0"/>
-              <w:left w:val="single" w:color="B8C4CA" w:sz="4" w:space="0"/>
-              <w:bottom w:val="single" w:color="B8C4CA" w:sz="4" w:space="0"/>
-              <w:right w:val="single" w:color="B8C4CA" w:sz="4" w:space="0"/>
-            </w:tcBorders>
-            <w:shd w:val="clear" w:color="auto" w:fill="F2F5F7"/>
-            <w:tcMar>
-              <w:top w:w="90" w:type="dxa"/>
-              <w:left w:w="110" w:type="dxa"/>
-              <w:bottom w:w="90" w:type="dxa"/>
-              <w:right w:w="110" w:type="dxa"/>
-            </w:tcMar>
-            <w:vAlign w:val="center"/>
-          </w:tcPr>
-          <w:p>
-            <w:pPr>
-              <w:spacing w:line="276" w:lineRule="auto"/>
-              <w:jc w:val="left"/>
-            </w:pPr>
-            <w:r>
-              <w:rPr>
-                <w:rFonts w:ascii="Times New Roman" w:hAnsi="Times New Roman" w:eastAsia="宋体"/>
-                <w:sz w:val="19"/>
-              </w:rPr>
-              <w:t>Linux sched_ext/libbpf；scx crates 固定上游 commit</w:t>
-            </w:r>
-          </w:p>
-        </w:tc>
-      </w:tr>
-      <w:tr>
-        <w:trPr>
-          <w:cantSplit/>
-          <w:jc w:val="center"/>
-        </w:trPr>
-        <w:tc>
-          <w:tcPr>
-            <w:tcW w:w="1984" w:type="dxa"/>
-            <w:tcBorders>
-              <w:top w:val="single" w:color="B8C4CA" w:sz="4" w:space="0"/>
-              <w:left w:val="single" w:color="B8C4CA" w:sz="4" w:space="0"/>
-              <w:bottom w:val="single" w:color="B8C4CA" w:sz="4" w:space="0"/>
-              <w:right w:val="single" w:color="B8C4CA" w:sz="4" w:space="0"/>
-            </w:tcBorders>
-            <w:tcMar>
-              <w:top w:w="90" w:type="dxa"/>
-              <w:left w:w="110" w:type="dxa"/>
-              <w:bottom w:w="90" w:type="dxa"/>
-              <w:right w:w="110" w:type="dxa"/>
-            </w:tcMar>
-            <w:vAlign w:val="center"/>
-          </w:tcPr>
-          <w:p>
-            <w:pPr>
-              <w:spacing w:line="276" w:lineRule="auto"/>
-              <w:jc w:val="center"/>
-            </w:pPr>
-            <w:r>
-              <w:rPr>
-                <w:rFonts w:ascii="Times New Roman" w:hAnsi="Times New Roman" w:eastAsia="宋体"/>
-                <w:sz w:val="19"/>
-              </w:rPr>
-              <w:t>bench</w:t>
-            </w:r>
-          </w:p>
-        </w:tc>
-        <w:tc>
-          <w:tcPr>
-            <w:tcW w:w="2438" w:type="dxa"/>
-            <w:tcBorders>
-              <w:top w:val="single" w:color="B8C4CA" w:sz="4" w:space="0"/>
-              <w:left w:val="single" w:color="B8C4CA" w:sz="4" w:space="0"/>
-              <w:bottom w:val="single" w:color="B8C4CA" w:sz="4" w:space="0"/>
-              <w:right w:val="single" w:color="B8C4CA" w:sz="4" w:space="0"/>
-            </w:tcBorders>
-            <w:tcMar>
-              <w:top w:w="90" w:type="dxa"/>
-              <w:left w:w="110" w:type="dxa"/>
-              <w:bottom w:w="90" w:type="dxa"/>
-              <w:right w:w="110" w:type="dxa"/>
-            </w:tcMar>
-            <w:vAlign w:val="center"/>
-          </w:tcPr>
-          <w:p>
-            <w:pPr>
-              <w:spacing w:line="276" w:lineRule="auto"/>
-              <w:jc w:val="left"/>
-            </w:pPr>
-            <w:r>
-              <w:rPr>
-                <w:rFonts w:ascii="Times New Roman" w:hAnsi="Times New Roman" w:eastAsia="宋体"/>
-                <w:sz w:val="19"/>
-              </w:rPr>
-              <w:t>bench</w:t>
-            </w:r>
-          </w:p>
-        </w:tc>
-        <w:tc>
-          <w:tcPr>
-            <w:tcW w:w="3118" w:type="dxa"/>
-            <w:tcBorders>
-              <w:top w:val="single" w:color="B8C4CA" w:sz="4" w:space="0"/>
-              <w:left w:val="single" w:color="B8C4CA" w:sz="4" w:space="0"/>
-              <w:bottom w:val="single" w:color="B8C4CA" w:sz="4" w:space="0"/>
-              <w:right w:val="single" w:color="B8C4CA" w:sz="4" w:space="0"/>
-            </w:tcBorders>
-            <w:tcMar>
-              <w:top w:w="90" w:type="dxa"/>
-              <w:left w:w="110" w:type="dxa"/>
-              <w:bottom w:w="90" w:type="dxa"/>
-              <w:right w:w="110" w:type="dxa"/>
-            </w:tcMar>
-            <w:vAlign w:val="center"/>
-          </w:tcPr>
-          <w:p>
-            <w:pPr>
-              <w:spacing w:line="276" w:lineRule="auto"/>
-              <w:jc w:val="left"/>
-            </w:pPr>
-            <w:r>
-              <w:rPr>
-                <w:rFonts w:ascii="Times New Roman" w:hAnsi="Times New Roman" w:eastAsia="宋体"/>
-                <w:sz w:val="19"/>
-              </w:rPr>
-              <w:t>配置、VM 编排、Guest Executor、采集、paired analysis 与报告</w:t>
-            </w:r>
-          </w:p>
-        </w:tc>
-        <w:tc>
-          <w:tcPr>
-            <w:tcW w:w="1644" w:type="dxa"/>
-            <w:tcBorders>
-              <w:top w:val="single" w:color="B8C4CA" w:sz="4" w:space="0"/>
-              <w:left w:val="single" w:color="B8C4CA" w:sz="4" w:space="0"/>
-              <w:bottom w:val="single" w:color="B8C4CA" w:sz="4" w:space="0"/>
-              <w:right w:val="single" w:color="B8C4CA" w:sz="4" w:space="0"/>
-            </w:tcBorders>
-            <w:tcMar>
-              <w:top w:w="90" w:type="dxa"/>
-              <w:left w:w="110" w:type="dxa"/>
-              <w:bottom w:w="90" w:type="dxa"/>
-              <w:right w:w="110" w:type="dxa"/>
-            </w:tcMar>
-            <w:vAlign w:val="center"/>
-          </w:tcPr>
-          <w:p>
-            <w:pPr>
-              <w:spacing w:line="276" w:lineRule="auto"/>
-              <w:jc w:val="left"/>
-            </w:pPr>
-            <w:r>
-              <w:rPr>
-                <w:rFonts w:ascii="Times New Roman" w:hAnsi="Times New Roman" w:eastAsia="宋体"/>
-                <w:sz w:val="19"/>
-              </w:rPr>
-              <w:t>PyYAML、libvirt/QEMU；workload 为外部项目</w:t>
-            </w:r>
-          </w:p>
-        </w:tc>
-      </w:tr>
-    </w:tbl>
-    <w:p/>
-    <w:p>
-      <w:pPr>
-        <w:spacing w:after="0" w:line="360" w:lineRule="auto"/>
-        <w:ind w:firstLine="480"/>
-        <w:jc w:val="both"/>
-      </w:pPr>
-      <w:r>
-        <w:rPr>
-          <w:rFonts w:ascii="Times New Roman" w:hAnsi="Times New Roman" w:eastAsia="宋体"/>
-        </w:rPr>
-        <w:t>scx_agent_classed 的局部性放置参考上游 scx_forge，但类别仲裁、动态分类、BATCH epoch、规则发布和恢复控制均由本项目重新设计。构建仅通过 Cargo 依赖官方 scx_stats、scx_utils 与 scx_cargo，并固定到 sched-ext/scx commit 96e4f928a2d3c84170548f0b552705544f27f2b2[4]；仓库不复制相关源码。调度器及适配模块采用 GPL-2.0-only 许可证。</w:t>
-      </w:r>
-    </w:p>
-    <w:p>
-      <w:pPr>
-        <w:pStyle w:val="2"/>
-      </w:pPr>
-      <w:r>
-        <w:t>项目介绍</w:t>
-      </w:r>
-    </w:p>
-    <w:p>
-      <w:pPr>
-        <w:pStyle w:val="3"/>
-      </w:pPr>
-      <w:r>
-        <w:t>总体软件结构</w:t>
-      </w:r>
-    </w:p>
-    <w:p>
-      <w:pPr>
-        <w:spacing w:after="0" w:line="360" w:lineRule="auto"/>
-        <w:ind w:firstLine="480"/>
-        <w:jc w:val="both"/>
-      </w:pPr>
-      <w:r>
-        <w:rPr>
-          <w:rFonts w:ascii="Times New Roman" w:hAnsi="Times New Roman" w:eastAsia="宋体"/>
-        </w:rPr>
-        <w:t>仓库按三个功能域组织：tuning_agent 以 Rust 单服务部署；scx_agent_classed 包含调度器、共享 control-api 和 MCP 适配模块；bench 负责测试、比较和展示 tuning_agent 与 scx_agent_classed 相对基线的性能变化。三部分可独立构建，通过 Unix socket、MCP stdio、结构化 JSON 和实验 artifacts 协作，不共享可绕过权限边界的内部句柄。</w:t>
-      </w:r>
-      <w:r>
-        <w:rPr>
-          <w:rFonts w:hint="eastAsia"/>
-          <w:lang w:eastAsia="zh"/>
-          <w:woUserID w:val="1"/>
-        </w:rPr>
-        <w:t/>
-      </w:r>
-      <w:r>
-        <w:rPr>
-          <w:rFonts w:ascii="Times New Roman" w:hAnsi="Times New Roman" w:eastAsia="宋体"/>
-        </w:rPr>
-        <w:t xml:space="preserve"/>
-      </w:r>
-    </w:p>
-    <w:p>
-      <w:pPr>
-        <w:pStyle w:val="41"/>
-      </w:pPr>
-      <w:r>
-        <w:rPr>
-          <w:rFonts w:ascii="Times New Roman" w:hAnsi="Times New Roman" w:eastAsia="宋体"/>
-          <w:sz w:val="21"/>
-        </w:rPr>
-        <w:t>表 5  软件目录与入口</w:t>
       </w:r>
     </w:p>
     <w:tbl>
@@ -4915,6 +4062,630 @@
         </w:trPr>
         <w:tc>
           <w:tcPr>
+            <w:tcW w:w="1984" w:type="dxa"/>
+            <w:tcBorders>
+              <w:top w:val="single" w:color="A8B6BF" w:sz="6" w:space="0"/>
+              <w:left w:val="single" w:color="A8B6BF" w:sz="6" w:space="0"/>
+              <w:bottom w:val="single" w:color="A8B6BF" w:sz="6" w:space="0"/>
+              <w:right w:val="single" w:color="A8B6BF" w:sz="6" w:space="0"/>
+            </w:tcBorders>
+            <w:shd w:val="clear" w:color="auto" w:fill="173F5F"/>
+            <w:tcMar>
+              <w:top w:w="90" w:type="dxa"/>
+              <w:left w:w="110" w:type="dxa"/>
+              <w:bottom w:w="90" w:type="dxa"/>
+              <w:right w:w="110" w:type="dxa"/>
+            </w:tcMar>
+            <w:vAlign w:val="center"/>
+          </w:tcPr>
+          <w:p>
+            <w:pPr>
+              <w:jc w:val="center"/>
+            </w:pPr>
+            <w:r>
+              <w:rPr>
+                <w:rFonts w:ascii="Times New Roman" w:hAnsi="Times New Roman" w:eastAsia="黑体"/>
+                <w:b/>
+                <w:color w:val="FFFFFF"/>
+                <w:sz w:val="21"/>
+              </w:rPr>
+              <w:t>组成</w:t>
+            </w:r>
+          </w:p>
+        </w:tc>
+        <w:tc>
+          <w:tcPr>
+            <w:tcW w:w="2438" w:type="dxa"/>
+            <w:tcBorders>
+              <w:top w:val="single" w:color="A8B6BF" w:sz="6" w:space="0"/>
+              <w:left w:val="single" w:color="A8B6BF" w:sz="6" w:space="0"/>
+              <w:bottom w:val="single" w:color="A8B6BF" w:sz="6" w:space="0"/>
+              <w:right w:val="single" w:color="A8B6BF" w:sz="6" w:space="0"/>
+            </w:tcBorders>
+            <w:shd w:val="clear" w:color="auto" w:fill="173F5F"/>
+            <w:tcMar>
+              <w:top w:w="90" w:type="dxa"/>
+              <w:left w:w="110" w:type="dxa"/>
+              <w:bottom w:w="90" w:type="dxa"/>
+              <w:right w:w="110" w:type="dxa"/>
+            </w:tcMar>
+            <w:vAlign w:val="center"/>
+          </w:tcPr>
+          <w:p>
+            <w:pPr>
+              <w:jc w:val="center"/>
+            </w:pPr>
+            <w:r>
+              <w:rPr>
+                <w:rFonts w:ascii="Times New Roman" w:hAnsi="Times New Roman" w:eastAsia="黑体"/>
+                <w:b/>
+                <w:color w:val="FFFFFF"/>
+                <w:sz w:val="21"/>
+              </w:rPr>
+              <w:t>主要目录</w:t>
+            </w:r>
+          </w:p>
+        </w:tc>
+        <w:tc>
+          <w:tcPr>
+            <w:tcW w:w="3118" w:type="dxa"/>
+            <w:tcBorders>
+              <w:top w:val="single" w:color="A8B6BF" w:sz="6" w:space="0"/>
+              <w:left w:val="single" w:color="A8B6BF" w:sz="6" w:space="0"/>
+              <w:bottom w:val="single" w:color="A8B6BF" w:sz="6" w:space="0"/>
+              <w:right w:val="single" w:color="A8B6BF" w:sz="6" w:space="0"/>
+            </w:tcBorders>
+            <w:shd w:val="clear" w:color="auto" w:fill="173F5F"/>
+            <w:tcMar>
+              <w:top w:w="90" w:type="dxa"/>
+              <w:left w:w="110" w:type="dxa"/>
+              <w:bottom w:w="90" w:type="dxa"/>
+              <w:right w:w="110" w:type="dxa"/>
+            </w:tcMar>
+            <w:vAlign w:val="center"/>
+          </w:tcPr>
+          <w:p>
+            <w:pPr>
+              <w:jc w:val="center"/>
+            </w:pPr>
+            <w:r>
+              <w:rPr>
+                <w:rFonts w:ascii="Times New Roman" w:hAnsi="Times New Roman" w:eastAsia="黑体"/>
+                <w:b/>
+                <w:color w:val="FFFFFF"/>
+                <w:sz w:val="21"/>
+              </w:rPr>
+              <w:t>第一方原创内容</w:t>
+            </w:r>
+          </w:p>
+        </w:tc>
+        <w:tc>
+          <w:tcPr>
+            <w:tcW w:w="1644" w:type="dxa"/>
+            <w:tcBorders>
+              <w:top w:val="single" w:color="A8B6BF" w:sz="6" w:space="0"/>
+              <w:left w:val="single" w:color="A8B6BF" w:sz="6" w:space="0"/>
+              <w:bottom w:val="single" w:color="A8B6BF" w:sz="6" w:space="0"/>
+              <w:right w:val="single" w:color="A8B6BF" w:sz="6" w:space="0"/>
+            </w:tcBorders>
+            <w:shd w:val="clear" w:color="auto" w:fill="173F5F"/>
+            <w:tcMar>
+              <w:top w:w="90" w:type="dxa"/>
+              <w:left w:w="110" w:type="dxa"/>
+              <w:bottom w:w="90" w:type="dxa"/>
+              <w:right w:w="110" w:type="dxa"/>
+            </w:tcMar>
+            <w:vAlign w:val="center"/>
+          </w:tcPr>
+          <w:p>
+            <w:pPr>
+              <w:jc w:val="center"/>
+            </w:pPr>
+            <w:r>
+              <w:rPr>
+                <w:rFonts w:ascii="Times New Roman" w:hAnsi="Times New Roman" w:eastAsia="黑体"/>
+                <w:b/>
+                <w:color w:val="FFFFFF"/>
+                <w:sz w:val="21"/>
+              </w:rPr>
+              <w:t>外部依赖说明</w:t>
+            </w:r>
+          </w:p>
+        </w:tc>
+      </w:tr>
+      <w:tr>
+        <w:trPr>
+          <w:cantSplit/>
+          <w:jc w:val="center"/>
+        </w:trPr>
+        <w:tc>
+          <w:tcPr>
+            <w:tcW w:w="1984" w:type="dxa"/>
+            <w:tcBorders>
+              <w:top w:val="single" w:color="B8C4CA" w:sz="4" w:space="0"/>
+              <w:left w:val="single" w:color="B8C4CA" w:sz="4" w:space="0"/>
+              <w:bottom w:val="single" w:color="B8C4CA" w:sz="4" w:space="0"/>
+              <w:right w:val="single" w:color="B8C4CA" w:sz="4" w:space="0"/>
+            </w:tcBorders>
+            <w:tcMar>
+              <w:top w:w="90" w:type="dxa"/>
+              <w:left w:w="110" w:type="dxa"/>
+              <w:bottom w:w="90" w:type="dxa"/>
+              <w:right w:w="110" w:type="dxa"/>
+            </w:tcMar>
+            <w:vAlign w:val="center"/>
+          </w:tcPr>
+          <w:p>
+            <w:pPr>
+              <w:spacing w:line="276" w:lineRule="auto"/>
+              <w:jc w:val="center"/>
+            </w:pPr>
+            <w:r>
+              <w:rPr>
+                <w:rFonts w:ascii="Times New Roman" w:hAnsi="Times New Roman" w:eastAsia="宋体"/>
+                <w:sz w:val="19"/>
+              </w:rPr>
+              <w:t>tuning_agent</w:t>
+            </w:r>
+          </w:p>
+        </w:tc>
+        <w:tc>
+          <w:tcPr>
+            <w:tcW w:w="2438" w:type="dxa"/>
+            <w:tcBorders>
+              <w:top w:val="single" w:color="B8C4CA" w:sz="4" w:space="0"/>
+              <w:left w:val="single" w:color="B8C4CA" w:sz="4" w:space="0"/>
+              <w:bottom w:val="single" w:color="B8C4CA" w:sz="4" w:space="0"/>
+              <w:right w:val="single" w:color="B8C4CA" w:sz="4" w:space="0"/>
+            </w:tcBorders>
+            <w:tcMar>
+              <w:top w:w="90" w:type="dxa"/>
+              <w:left w:w="110" w:type="dxa"/>
+              <w:bottom w:w="90" w:type="dxa"/>
+              <w:right w:w="110" w:type="dxa"/>
+            </w:tcMar>
+            <w:vAlign w:val="center"/>
+          </w:tcPr>
+          <w:p>
+            <w:pPr>
+              <w:spacing w:line="276" w:lineRule="auto"/>
+              <w:jc w:val="left"/>
+            </w:pPr>
+            <w:r>
+              <w:rPr>
+                <w:rFonts w:ascii="Times New Roman" w:hAnsi="Times New Roman" w:eastAsia="宋体"/>
+                <w:sz w:val="19"/>
+              </w:rPr>
+              <w:t>tuning_agent/src</w:t>
+            </w:r>
+          </w:p>
+        </w:tc>
+        <w:tc>
+          <w:tcPr>
+            <w:tcW w:w="3118" w:type="dxa"/>
+            <w:tcBorders>
+              <w:top w:val="single" w:color="B8C4CA" w:sz="4" w:space="0"/>
+              <w:left w:val="single" w:color="B8C4CA" w:sz="4" w:space="0"/>
+              <w:bottom w:val="single" w:color="B8C4CA" w:sz="4" w:space="0"/>
+              <w:right w:val="single" w:color="B8C4CA" w:sz="4" w:space="0"/>
+            </w:tcBorders>
+            <w:tcMar>
+              <w:top w:w="90" w:type="dxa"/>
+              <w:left w:w="110" w:type="dxa"/>
+              <w:bottom w:w="90" w:type="dxa"/>
+              <w:right w:w="110" w:type="dxa"/>
+            </w:tcMar>
+            <w:vAlign w:val="center"/>
+          </w:tcPr>
+          <w:p>
+            <w:pPr>
+              <w:spacing w:line="276" w:lineRule="auto"/>
+              <w:jc w:val="left"/>
+            </w:pPr>
+            <w:r>
+              <w:rPr>
+                <w:rFonts w:ascii="Times New Roman" w:hAnsi="Times New Roman" w:eastAsia="宋体"/>
+                <w:sz w:val="19"/>
+              </w:rPr>
+              <w:t>状态机、事务/评价内核、能力模型、恢复、审计、LLM/MCP 适配</w:t>
+            </w:r>
+          </w:p>
+        </w:tc>
+        <w:tc>
+          <w:tcPr>
+            <w:tcW w:w="1644" w:type="dxa"/>
+            <w:tcBorders>
+              <w:top w:val="single" w:color="B8C4CA" w:sz="4" w:space="0"/>
+              <w:left w:val="single" w:color="B8C4CA" w:sz="4" w:space="0"/>
+              <w:bottom w:val="single" w:color="B8C4CA" w:sz="4" w:space="0"/>
+              <w:right w:val="single" w:color="B8C4CA" w:sz="4" w:space="0"/>
+            </w:tcBorders>
+            <w:tcMar>
+              <w:top w:w="90" w:type="dxa"/>
+              <w:left w:w="110" w:type="dxa"/>
+              <w:bottom w:w="90" w:type="dxa"/>
+              <w:right w:w="110" w:type="dxa"/>
+            </w:tcMar>
+            <w:vAlign w:val="center"/>
+          </w:tcPr>
+          <w:p>
+            <w:pPr>
+              <w:spacing w:line="276" w:lineRule="auto"/>
+              <w:jc w:val="left"/>
+            </w:pPr>
+            <w:r>
+              <w:rPr>
+                <w:rFonts w:ascii="Times New Roman" w:hAnsi="Times New Roman" w:eastAsia="宋体"/>
+                <w:sz w:val="19"/>
+              </w:rPr>
+              <w:t>serde、sha2、ureq 等 Cargo 库；不复制源码</w:t>
+            </w:r>
+          </w:p>
+        </w:tc>
+      </w:tr>
+      <w:tr>
+        <w:tblPrEx>
+          <w:tblCellMar>
+            <w:top w:w="0" w:type="dxa"/>
+            <w:left w:w="108" w:type="dxa"/>
+            <w:bottom w:w="0" w:type="dxa"/>
+            <w:right w:w="108" w:type="dxa"/>
+          </w:tblCellMar>
+        </w:tblPrEx>
+        <w:trPr>
+          <w:cantSplit/>
+          <w:jc w:val="center"/>
+        </w:trPr>
+        <w:tc>
+          <w:tcPr>
+            <w:tcW w:w="1984" w:type="dxa"/>
+            <w:tcBorders>
+              <w:top w:val="single" w:color="B8C4CA" w:sz="4" w:space="0"/>
+              <w:left w:val="single" w:color="B8C4CA" w:sz="4" w:space="0"/>
+              <w:bottom w:val="single" w:color="B8C4CA" w:sz="4" w:space="0"/>
+              <w:right w:val="single" w:color="B8C4CA" w:sz="4" w:space="0"/>
+            </w:tcBorders>
+            <w:shd w:val="clear" w:color="auto" w:fill="F2F5F7"/>
+            <w:tcMar>
+              <w:top w:w="90" w:type="dxa"/>
+              <w:left w:w="110" w:type="dxa"/>
+              <w:bottom w:w="90" w:type="dxa"/>
+              <w:right w:w="110" w:type="dxa"/>
+            </w:tcMar>
+            <w:vAlign w:val="center"/>
+          </w:tcPr>
+          <w:p>
+            <w:pPr>
+              <w:spacing w:line="276" w:lineRule="auto"/>
+              <w:jc w:val="center"/>
+            </w:pPr>
+            <w:r>
+              <w:rPr>
+                <w:rFonts w:ascii="Times New Roman" w:hAnsi="Times New Roman" w:eastAsia="宋体"/>
+                <w:sz w:val="19"/>
+              </w:rPr>
+              <w:t>scx_agent_classed</w:t>
+            </w:r>
+          </w:p>
+        </w:tc>
+        <w:tc>
+          <w:tcPr>
+            <w:tcW w:w="2438" w:type="dxa"/>
+            <w:tcBorders>
+              <w:top w:val="single" w:color="B8C4CA" w:sz="4" w:space="0"/>
+              <w:left w:val="single" w:color="B8C4CA" w:sz="4" w:space="0"/>
+              <w:bottom w:val="single" w:color="B8C4CA" w:sz="4" w:space="0"/>
+              <w:right w:val="single" w:color="B8C4CA" w:sz="4" w:space="0"/>
+            </w:tcBorders>
+            <w:shd w:val="clear" w:color="auto" w:fill="F2F5F7"/>
+            <w:tcMar>
+              <w:top w:w="90" w:type="dxa"/>
+              <w:left w:w="110" w:type="dxa"/>
+              <w:bottom w:w="90" w:type="dxa"/>
+              <w:right w:w="110" w:type="dxa"/>
+            </w:tcMar>
+            <w:vAlign w:val="center"/>
+          </w:tcPr>
+          <w:p>
+            <w:pPr>
+              <w:spacing w:line="276" w:lineRule="auto"/>
+              <w:jc w:val="left"/>
+            </w:pPr>
+            <w:r>
+              <w:rPr>
+                <w:rFonts w:ascii="Times New Roman" w:hAnsi="Times New Roman" w:eastAsia="宋体"/>
+                <w:sz w:val="19"/>
+              </w:rPr>
+              <w:t>schedule/scx_agent_classed*</w:t>
+            </w:r>
+          </w:p>
+        </w:tc>
+        <w:tc>
+          <w:tcPr>
+            <w:tcW w:w="3118" w:type="dxa"/>
+            <w:tcBorders>
+              <w:top w:val="single" w:color="B8C4CA" w:sz="4" w:space="0"/>
+              <w:left w:val="single" w:color="B8C4CA" w:sz="4" w:space="0"/>
+              <w:bottom w:val="single" w:color="B8C4CA" w:sz="4" w:space="0"/>
+              <w:right w:val="single" w:color="B8C4CA" w:sz="4" w:space="0"/>
+            </w:tcBorders>
+            <w:shd w:val="clear" w:color="auto" w:fill="F2F5F7"/>
+            <w:tcMar>
+              <w:top w:w="90" w:type="dxa"/>
+              <w:left w:w="110" w:type="dxa"/>
+              <w:bottom w:w="90" w:type="dxa"/>
+              <w:right w:w="110" w:type="dxa"/>
+            </w:tcMar>
+            <w:vAlign w:val="center"/>
+          </w:tcPr>
+          <w:p>
+            <w:pPr>
+              <w:spacing w:line="276" w:lineRule="auto"/>
+              <w:jc w:val="left"/>
+            </w:pPr>
+            <w:r>
+              <w:rPr>
+                <w:rFonts w:ascii="Times New Roman" w:hAnsi="Times New Roman" w:eastAsia="宋体"/>
+                <w:sz w:val="19"/>
+              </w:rPr>
+              <w:t>两级调度、BPF 热路径、动态规则、控制 API 与 MCP 能力适配</w:t>
+            </w:r>
+          </w:p>
+        </w:tc>
+        <w:tc>
+          <w:tcPr>
+            <w:tcW w:w="1644" w:type="dxa"/>
+            <w:tcBorders>
+              <w:top w:val="single" w:color="B8C4CA" w:sz="4" w:space="0"/>
+              <w:left w:val="single" w:color="B8C4CA" w:sz="4" w:space="0"/>
+              <w:bottom w:val="single" w:color="B8C4CA" w:sz="4" w:space="0"/>
+              <w:right w:val="single" w:color="B8C4CA" w:sz="4" w:space="0"/>
+            </w:tcBorders>
+            <w:shd w:val="clear" w:color="auto" w:fill="F2F5F7"/>
+            <w:tcMar>
+              <w:top w:w="90" w:type="dxa"/>
+              <w:left w:w="110" w:type="dxa"/>
+              <w:bottom w:w="90" w:type="dxa"/>
+              <w:right w:w="110" w:type="dxa"/>
+            </w:tcMar>
+            <w:vAlign w:val="center"/>
+          </w:tcPr>
+          <w:p>
+            <w:pPr>
+              <w:spacing w:line="276" w:lineRule="auto"/>
+              <w:jc w:val="left"/>
+            </w:pPr>
+            <w:r>
+              <w:rPr>
+                <w:rFonts w:ascii="Times New Roman" w:hAnsi="Times New Roman" w:eastAsia="宋体"/>
+                <w:sz w:val="19"/>
+              </w:rPr>
+              <w:t>Linux sched_ext/libbpf；scx crates 固定上游 commit</w:t>
+            </w:r>
+          </w:p>
+        </w:tc>
+      </w:tr>
+      <w:tr>
+        <w:trPr>
+          <w:cantSplit/>
+          <w:jc w:val="center"/>
+        </w:trPr>
+        <w:tc>
+          <w:tcPr>
+            <w:tcW w:w="1984" w:type="dxa"/>
+            <w:tcBorders>
+              <w:top w:val="single" w:color="B8C4CA" w:sz="4" w:space="0"/>
+              <w:left w:val="single" w:color="B8C4CA" w:sz="4" w:space="0"/>
+              <w:bottom w:val="single" w:color="B8C4CA" w:sz="4" w:space="0"/>
+              <w:right w:val="single" w:color="B8C4CA" w:sz="4" w:space="0"/>
+            </w:tcBorders>
+            <w:tcMar>
+              <w:top w:w="90" w:type="dxa"/>
+              <w:left w:w="110" w:type="dxa"/>
+              <w:bottom w:w="90" w:type="dxa"/>
+              <w:right w:w="110" w:type="dxa"/>
+            </w:tcMar>
+            <w:vAlign w:val="center"/>
+          </w:tcPr>
+          <w:p>
+            <w:pPr>
+              <w:spacing w:line="276" w:lineRule="auto"/>
+              <w:jc w:val="center"/>
+            </w:pPr>
+            <w:r>
+              <w:rPr>
+                <w:rFonts w:ascii="Times New Roman" w:hAnsi="Times New Roman" w:eastAsia="宋体"/>
+                <w:sz w:val="19"/>
+              </w:rPr>
+              <w:t>bench</w:t>
+            </w:r>
+          </w:p>
+        </w:tc>
+        <w:tc>
+          <w:tcPr>
+            <w:tcW w:w="2438" w:type="dxa"/>
+            <w:tcBorders>
+              <w:top w:val="single" w:color="B8C4CA" w:sz="4" w:space="0"/>
+              <w:left w:val="single" w:color="B8C4CA" w:sz="4" w:space="0"/>
+              <w:bottom w:val="single" w:color="B8C4CA" w:sz="4" w:space="0"/>
+              <w:right w:val="single" w:color="B8C4CA" w:sz="4" w:space="0"/>
+            </w:tcBorders>
+            <w:tcMar>
+              <w:top w:w="90" w:type="dxa"/>
+              <w:left w:w="110" w:type="dxa"/>
+              <w:bottom w:w="90" w:type="dxa"/>
+              <w:right w:w="110" w:type="dxa"/>
+            </w:tcMar>
+            <w:vAlign w:val="center"/>
+          </w:tcPr>
+          <w:p>
+            <w:pPr>
+              <w:spacing w:line="276" w:lineRule="auto"/>
+              <w:jc w:val="left"/>
+            </w:pPr>
+            <w:r>
+              <w:rPr>
+                <w:rFonts w:ascii="Times New Roman" w:hAnsi="Times New Roman" w:eastAsia="宋体"/>
+                <w:sz w:val="19"/>
+              </w:rPr>
+              <w:t>bench</w:t>
+            </w:r>
+          </w:p>
+        </w:tc>
+        <w:tc>
+          <w:tcPr>
+            <w:tcW w:w="3118" w:type="dxa"/>
+            <w:tcBorders>
+              <w:top w:val="single" w:color="B8C4CA" w:sz="4" w:space="0"/>
+              <w:left w:val="single" w:color="B8C4CA" w:sz="4" w:space="0"/>
+              <w:bottom w:val="single" w:color="B8C4CA" w:sz="4" w:space="0"/>
+              <w:right w:val="single" w:color="B8C4CA" w:sz="4" w:space="0"/>
+            </w:tcBorders>
+            <w:tcMar>
+              <w:top w:w="90" w:type="dxa"/>
+              <w:left w:w="110" w:type="dxa"/>
+              <w:bottom w:w="90" w:type="dxa"/>
+              <w:right w:w="110" w:type="dxa"/>
+            </w:tcMar>
+            <w:vAlign w:val="center"/>
+          </w:tcPr>
+          <w:p>
+            <w:pPr>
+              <w:spacing w:line="276" w:lineRule="auto"/>
+              <w:jc w:val="left"/>
+            </w:pPr>
+            <w:r>
+              <w:rPr>
+                <w:rFonts w:ascii="Times New Roman" w:hAnsi="Times New Roman" w:eastAsia="宋体"/>
+                <w:sz w:val="19"/>
+              </w:rPr>
+              <w:t>配置、VM 编排、Guest Executor、采集、paired analysis 与报告</w:t>
+            </w:r>
+          </w:p>
+        </w:tc>
+        <w:tc>
+          <w:tcPr>
+            <w:tcW w:w="1644" w:type="dxa"/>
+            <w:tcBorders>
+              <w:top w:val="single" w:color="B8C4CA" w:sz="4" w:space="0"/>
+              <w:left w:val="single" w:color="B8C4CA" w:sz="4" w:space="0"/>
+              <w:bottom w:val="single" w:color="B8C4CA" w:sz="4" w:space="0"/>
+              <w:right w:val="single" w:color="B8C4CA" w:sz="4" w:space="0"/>
+            </w:tcBorders>
+            <w:tcMar>
+              <w:top w:w="90" w:type="dxa"/>
+              <w:left w:w="110" w:type="dxa"/>
+              <w:bottom w:w="90" w:type="dxa"/>
+              <w:right w:w="110" w:type="dxa"/>
+            </w:tcMar>
+            <w:vAlign w:val="center"/>
+          </w:tcPr>
+          <w:p>
+            <w:pPr>
+              <w:spacing w:line="276" w:lineRule="auto"/>
+              <w:jc w:val="left"/>
+            </w:pPr>
+            <w:r>
+              <w:rPr>
+                <w:rFonts w:ascii="Times New Roman" w:hAnsi="Times New Roman" w:eastAsia="宋体"/>
+                <w:sz w:val="19"/>
+              </w:rPr>
+              <w:t>PyYAML、libvirt/QEMU；workload 为外部项目</w:t>
+            </w:r>
+          </w:p>
+        </w:tc>
+      </w:tr>
+    </w:tbl>
+    <w:p/>
+    <w:p>
+      <w:pPr>
+        <w:spacing w:after="0" w:line="360" w:lineRule="auto"/>
+        <w:ind w:firstLine="480"/>
+        <w:jc w:val="both"/>
+      </w:pPr>
+      <w:r>
+        <w:rPr>
+          <w:rFonts w:ascii="Times New Roman" w:hAnsi="Times New Roman" w:eastAsia="宋体"/>
+        </w:rPr>
+        <w:t>scx_agent_classed 的局部性放置参考上游 scx_forge，但类别仲裁、动态分类、BATCH epoch、规则发布和恢复控制均由本项目重新设计。构建仅通过 Cargo 依赖官方 scx_stats、scx_utils 与 scx_cargo，并固定到 sched-ext/scx commit 96e4f928a2d3c84170548f0b552705544f27f2b2[4]；仓库不复制相关源码。调度器及适配模块采用 GPL-2.0-only 许可证。</w:t>
+      </w:r>
+    </w:p>
+    <w:p>
+      <w:pPr>
+        <w:pStyle w:val="2"/>
+      </w:pPr>
+      <w:r>
+        <w:t>项目介绍</w:t>
+      </w:r>
+    </w:p>
+    <w:p>
+      <w:pPr>
+        <w:pStyle w:val="3"/>
+      </w:pPr>
+      <w:r>
+        <w:t>总体软件结构</w:t>
+      </w:r>
+    </w:p>
+    <w:p>
+      <w:pPr>
+        <w:spacing w:after="0" w:line="360" w:lineRule="auto"/>
+        <w:ind w:firstLine="480"/>
+        <w:jc w:val="both"/>
+      </w:pPr>
+      <w:r>
+        <w:rPr>
+          <w:rFonts w:ascii="Times New Roman" w:hAnsi="Times New Roman" w:eastAsia="宋体"/>
+        </w:rPr>
+        <w:t>仓库按三个功能域组织：tuning_agent 以 Rust 单服务部署；scx_agent_classed 包含调度器、共享 control-api 和 MCP 适配模块；bench 负责测试、比较和展示 tuning_agent 与 scx_agent_classed 相对基线的性能变化。三部分可独立构建，通过 Unix socket、MCP stdio、结构化 JSON 和实验 artifacts 协作，不共享可绕过权限边界的内部句柄。</w:t>
+      </w:r>
+    </w:p>
+    <w:p>
+      <w:pPr>
+        <w:pStyle w:val="41"/>
+      </w:pPr>
+      <w:r>
+        <w:rPr>
+          <w:rFonts w:ascii="Times New Roman" w:hAnsi="Times New Roman" w:eastAsia="宋体"/>
+          <w:sz w:val="21"/>
+        </w:rPr>
+        <w:t>表 5  软件目录与入口</w:t>
+      </w:r>
+    </w:p>
+    <w:tbl>
+      <w:tblPr>
+        <w:tblStyle w:val="14"/>
+        <w:tblW w:w="0" w:type="auto"/>
+        <w:jc w:val="center"/>
+        <w:tblLayout w:type="fixed"/>
+        <w:tblCellMar>
+          <w:top w:w="0" w:type="dxa"/>
+          <w:left w:w="108" w:type="dxa"/>
+          <w:bottom w:w="0" w:type="dxa"/>
+          <w:right w:w="108" w:type="dxa"/>
+        </w:tblCellMar>
+      </w:tblPr>
+      <w:tblGrid>
+        <w:gridCol w:w="2351"/>
+        <w:gridCol w:w="2351"/>
+        <w:gridCol w:w="2351"/>
+        <w:gridCol w:w="2351"/>
+      </w:tblGrid>
+      <w:tr>
+        <w:tblPrEx>
+          <w:tblCellMar>
+            <w:top w:w="0" w:type="dxa"/>
+            <w:left w:w="108" w:type="dxa"/>
+            <w:bottom w:w="0" w:type="dxa"/>
+            <w:right w:w="108" w:type="dxa"/>
+          </w:tblCellMar>
+        </w:tblPrEx>
+        <w:trPr>
+          <w:cantSplit/>
+          <w:tblHeader/>
+          <w:jc w:val="center"/>
+        </w:trPr>
+        <w:tc>
+          <w:tcPr>
             <w:tcW w:w="2154" w:type="dxa"/>
             <w:tcBorders>
               <w:top w:val="single" w:color="A8B6BF" w:sz="6" w:space="0"/>
@@ -6066,14 +5837,6 @@
         <w:gridCol w:w="9404"/>
       </w:tblGrid>
       <w:tr>
-        <w:tblPrEx>
-          <w:tblCellMar>
-            <w:top w:w="0" w:type="dxa"/>
-            <w:left w:w="108" w:type="dxa"/>
-            <w:bottom w:w="0" w:type="dxa"/>
-            <w:right w:w="108" w:type="dxa"/>
-          </w:tblCellMar>
-        </w:tblPrEx>
         <w:trPr>
           <w:jc w:val="center"/>
         </w:trPr>
@@ -6572,14 +6335,6 @@
         </w:tc>
       </w:tr>
       <w:tr>
-        <w:tblPrEx>
-          <w:tblCellMar>
-            <w:top w:w="0" w:type="dxa"/>
-            <w:left w:w="108" w:type="dxa"/>
-            <w:bottom w:w="0" w:type="dxa"/>
-            <w:right w:w="108" w:type="dxa"/>
-          </w:tblCellMar>
-        </w:tblPrEx>
         <w:trPr>
           <w:cantSplit/>
           <w:jc w:val="center"/>
@@ -6643,160 +6398,6 @@
                 <w:sz w:val="19"/>
               </w:rPr>
               <w:t>严格解析配置、验证 schema、展开 RunSpec</w:t>
-            </w:r>
-          </w:p>
-        </w:tc>
-      </w:tr>
-      <w:tr>
-        <w:tblPrEx>
-          <w:tblCellMar>
-            <w:top w:w="0" w:type="dxa"/>
-            <w:left w:w="108" w:type="dxa"/>
-            <w:bottom w:w="0" w:type="dxa"/>
-            <w:right w:w="108" w:type="dxa"/>
-          </w:tblCellMar>
-        </w:tblPrEx>
-        <w:trPr>
-          <w:cantSplit/>
-          <w:jc w:val="center"/>
-        </w:trPr>
-        <w:tc>
-          <w:tcPr>
-            <w:tcW w:w="3135" w:type="dxa"/>
-            <w:tcBorders>
-              <w:top w:val="single" w:color="B8C4CA" w:sz="4" w:space="0"/>
-              <w:left w:val="single" w:color="B8C4CA" w:sz="4" w:space="0"/>
-              <w:bottom w:val="single" w:color="B8C4CA" w:sz="4" w:space="0"/>
-              <w:right w:val="single" w:color="B8C4CA" w:sz="4" w:space="0"/>
-            </w:tcBorders>
-            <w:shd w:val="clear" w:color="auto" w:fill="F2F5F7"/>
-            <w:tcMar>
-              <w:top w:w="90" w:type="dxa"/>
-              <w:left w:w="110" w:type="dxa"/>
-              <w:bottom w:w="90" w:type="dxa"/>
-              <w:right w:w="110" w:type="dxa"/>
-            </w:tcMar>
-            <w:vAlign w:val="center"/>
-          </w:tcPr>
-          <w:p>
-            <w:pPr>
-              <w:spacing w:line="276" w:lineRule="auto"/>
-              <w:jc w:val="center"/>
-            </w:pPr>
-            <w:r>
-              <w:rPr>
-                <w:rFonts w:ascii="Times New Roman" w:hAnsi="Times New Roman" w:eastAsia="宋体"/>
-                <w:sz w:val="19"/>
-              </w:rPr>
-              <w:t>scripts/run.py</w:t>
-            </w:r>
-          </w:p>
-        </w:tc>
-        <w:tc>
-          <w:tcPr>
-            <w:tcW w:w="3135" w:type="dxa"/>
-            <w:tcBorders>
-              <w:top w:val="single" w:color="B8C4CA" w:sz="4" w:space="0"/>
-              <w:left w:val="single" w:color="B8C4CA" w:sz="4" w:space="0"/>
-              <w:bottom w:val="single" w:color="B8C4CA" w:sz="4" w:space="0"/>
-              <w:right w:val="single" w:color="B8C4CA" w:sz="4" w:space="0"/>
-            </w:tcBorders>
-            <w:shd w:val="clear" w:color="auto" w:fill="F2F5F7"/>
-            <w:tcMar>
-              <w:top w:w="90" w:type="dxa"/>
-              <w:left w:w="110" w:type="dxa"/>
-              <w:bottom w:w="90" w:type="dxa"/>
-              <w:right w:w="110" w:type="dxa"/>
-            </w:tcMar>
-            <w:vAlign w:val="center"/>
-          </w:tcPr>
-          <w:p>
-            <w:pPr>
-              <w:spacing w:line="276" w:lineRule="auto"/>
-              <w:jc w:val="left"/>
-            </w:pPr>
-            <w:r>
-              <w:rPr>
-                <w:rFonts w:ascii="Times New Roman" w:hAnsi="Times New Roman" w:eastAsia="宋体"/>
-                <w:sz w:val="19"/>
-              </w:rPr>
-              <w:t>选择变量、构造 pair、分配 CPU、编排顺序和分析</w:t>
-            </w:r>
-          </w:p>
-        </w:tc>
-      </w:tr>
-      <w:tr>
-        <w:tblPrEx>
-          <w:tblCellMar>
-            <w:top w:w="0" w:type="dxa"/>
-            <w:left w:w="108" w:type="dxa"/>
-            <w:bottom w:w="0" w:type="dxa"/>
-            <w:right w:w="108" w:type="dxa"/>
-          </w:tblCellMar>
-        </w:tblPrEx>
-        <w:trPr>
-          <w:cantSplit/>
-          <w:jc w:val="center"/>
-        </w:trPr>
-        <w:tc>
-          <w:tcPr>
-            <w:tcW w:w="3135" w:type="dxa"/>
-            <w:tcBorders>
-              <w:top w:val="single" w:color="B8C4CA" w:sz="4" w:space="0"/>
-              <w:left w:val="single" w:color="B8C4CA" w:sz="4" w:space="0"/>
-              <w:bottom w:val="single" w:color="B8C4CA" w:sz="4" w:space="0"/>
-              <w:right w:val="single" w:color="B8C4CA" w:sz="4" w:space="0"/>
-            </w:tcBorders>
-            <w:tcMar>
-              <w:top w:w="90" w:type="dxa"/>
-              <w:left w:w="110" w:type="dxa"/>
-              <w:bottom w:w="90" w:type="dxa"/>
-              <w:right w:w="110" w:type="dxa"/>
-            </w:tcMar>
-            <w:vAlign w:val="center"/>
-          </w:tcPr>
-          <w:p>
-            <w:pPr>
-              <w:spacing w:line="276" w:lineRule="auto"/>
-              <w:jc w:val="center"/>
-            </w:pPr>
-            <w:r>
-              <w:rPr>
-                <w:rFonts w:ascii="Times New Roman" w:hAnsi="Times New Roman" w:eastAsia="宋体"/>
-                <w:sz w:val="19"/>
-              </w:rPr>
-              <w:t>core/runner.py</w:t>
-            </w:r>
-          </w:p>
-        </w:tc>
-        <w:tc>
-          <w:tcPr>
-            <w:tcW w:w="3135" w:type="dxa"/>
-            <w:tcBorders>
-              <w:top w:val="single" w:color="B8C4CA" w:sz="4" w:space="0"/>
-              <w:left w:val="single" w:color="B8C4CA" w:sz="4" w:space="0"/>
-              <w:bottom w:val="single" w:color="B8C4CA" w:sz="4" w:space="0"/>
-              <w:right w:val="single" w:color="B8C4CA" w:sz="4" w:space="0"/>
-            </w:tcBorders>
-            <w:tcMar>
-              <w:top w:w="90" w:type="dxa"/>
-              <w:left w:w="110" w:type="dxa"/>
-              <w:bottom w:w="90" w:type="dxa"/>
-              <w:right w:w="110" w:type="dxa"/>
-            </w:tcMar>
-            <w:vAlign w:val="center"/>
-          </w:tcPr>
-          <w:p>
-            <w:pPr>
-              <w:spacing w:line="276" w:lineRule="auto"/>
-              <w:jc w:val="left"/>
-            </w:pPr>
-            <w:r>
-              <w:rPr>
-                <w:rFonts w:ascii="Times New Roman" w:hAnsi="Times New Roman" w:eastAsia="宋体"/>
-                <w:sz w:val="19"/>
-              </w:rPr>
-              <w:t>创建 overlay/domain、传输 executor、运行并回收 artifacts</w:t>
             </w:r>
           </w:p>
         </w:tc>
@@ -6834,7 +6435,7 @@
                 <w:rFonts w:ascii="Times New Roman" w:hAnsi="Times New Roman" w:eastAsia="宋体"/>
                 <w:sz w:val="19"/>
               </w:rPr>
-              <w:t>env/*</w:t>
+              <w:t>scripts/run.py</w:t>
             </w:r>
           </w:p>
         </w:tc>
@@ -6866,20 +6467,12 @@
                 <w:rFonts w:ascii="Times New Roman" w:hAnsi="Times New Roman" w:eastAsia="宋体"/>
                 <w:sz w:val="19"/>
               </w:rPr>
-              <w:t>镜像 provenance、libvirt、CPU/频率/IRQ 隔离、workload</w:t>
+              <w:t>选择变量、构造 pair、分配 CPU、编排顺序和分析</w:t>
             </w:r>
           </w:p>
         </w:tc>
       </w:tr>
       <w:tr>
-        <w:tblPrEx>
-          <w:tblCellMar>
-            <w:top w:w="0" w:type="dxa"/>
-            <w:left w:w="108" w:type="dxa"/>
-            <w:bottom w:w="0" w:type="dxa"/>
-            <w:right w:w="108" w:type="dxa"/>
-          </w:tblCellMar>
-        </w:tblPrEx>
         <w:trPr>
           <w:cantSplit/>
           <w:jc w:val="center"/>
@@ -6911,7 +6504,7 @@
                 <w:rFonts w:ascii="Times New Roman" w:hAnsi="Times New Roman" w:eastAsia="宋体"/>
                 <w:sz w:val="19"/>
               </w:rPr>
-              <w:t>guest_executor.py</w:t>
+              <w:t>core/runner.py</w:t>
             </w:r>
           </w:p>
         </w:tc>
@@ -6942,20 +6535,150 @@
                 <w:rFonts w:ascii="Times New Roman" w:hAnsi="Times New Roman" w:eastAsia="宋体"/>
                 <w:sz w:val="19"/>
               </w:rPr>
-              <w:t>独立校验 plan、分阶段执行、timeout/进程组清理、原子结果</w:t>
+              <w:t>创建 overlay/domain、传输 executor、运行并回收 artifacts</w:t>
             </w:r>
           </w:p>
         </w:tc>
       </w:tr>
       <w:tr>
-        <w:tblPrEx>
-          <w:tblCellMar>
-            <w:top w:w="0" w:type="dxa"/>
-            <w:left w:w="108" w:type="dxa"/>
-            <w:bottom w:w="0" w:type="dxa"/>
-            <w:right w:w="108" w:type="dxa"/>
-          </w:tblCellMar>
-        </w:tblPrEx>
+        <w:trPr>
+          <w:cantSplit/>
+          <w:jc w:val="center"/>
+        </w:trPr>
+        <w:tc>
+          <w:tcPr>
+            <w:tcW w:w="3135" w:type="dxa"/>
+            <w:tcBorders>
+              <w:top w:val="single" w:color="B8C4CA" w:sz="4" w:space="0"/>
+              <w:left w:val="single" w:color="B8C4CA" w:sz="4" w:space="0"/>
+              <w:bottom w:val="single" w:color="B8C4CA" w:sz="4" w:space="0"/>
+              <w:right w:val="single" w:color="B8C4CA" w:sz="4" w:space="0"/>
+            </w:tcBorders>
+            <w:shd w:val="clear" w:color="auto" w:fill="F2F5F7"/>
+            <w:tcMar>
+              <w:top w:w="90" w:type="dxa"/>
+              <w:left w:w="110" w:type="dxa"/>
+              <w:bottom w:w="90" w:type="dxa"/>
+              <w:right w:w="110" w:type="dxa"/>
+            </w:tcMar>
+            <w:vAlign w:val="center"/>
+          </w:tcPr>
+          <w:p>
+            <w:pPr>
+              <w:spacing w:line="276" w:lineRule="auto"/>
+              <w:jc w:val="center"/>
+            </w:pPr>
+            <w:r>
+              <w:rPr>
+                <w:rFonts w:ascii="Times New Roman" w:hAnsi="Times New Roman" w:eastAsia="宋体"/>
+                <w:sz w:val="19"/>
+              </w:rPr>
+              <w:t>env/*</w:t>
+            </w:r>
+          </w:p>
+        </w:tc>
+        <w:tc>
+          <w:tcPr>
+            <w:tcW w:w="3135" w:type="dxa"/>
+            <w:tcBorders>
+              <w:top w:val="single" w:color="B8C4CA" w:sz="4" w:space="0"/>
+              <w:left w:val="single" w:color="B8C4CA" w:sz="4" w:space="0"/>
+              <w:bottom w:val="single" w:color="B8C4CA" w:sz="4" w:space="0"/>
+              <w:right w:val="single" w:color="B8C4CA" w:sz="4" w:space="0"/>
+            </w:tcBorders>
+            <w:shd w:val="clear" w:color="auto" w:fill="F2F5F7"/>
+            <w:tcMar>
+              <w:top w:w="90" w:type="dxa"/>
+              <w:left w:w="110" w:type="dxa"/>
+              <w:bottom w:w="90" w:type="dxa"/>
+              <w:right w:w="110" w:type="dxa"/>
+            </w:tcMar>
+            <w:vAlign w:val="center"/>
+          </w:tcPr>
+          <w:p>
+            <w:pPr>
+              <w:spacing w:line="276" w:lineRule="auto"/>
+              <w:jc w:val="left"/>
+            </w:pPr>
+            <w:r>
+              <w:rPr>
+                <w:rFonts w:ascii="Times New Roman" w:hAnsi="Times New Roman" w:eastAsia="宋体"/>
+                <w:sz w:val="19"/>
+              </w:rPr>
+              <w:t>镜像 provenance、libvirt、CPU/频率/IRQ 隔离、workload</w:t>
+            </w:r>
+          </w:p>
+        </w:tc>
+      </w:tr>
+      <w:tr>
+        <w:trPr>
+          <w:cantSplit/>
+          <w:jc w:val="center"/>
+        </w:trPr>
+        <w:tc>
+          <w:tcPr>
+            <w:tcW w:w="3135" w:type="dxa"/>
+            <w:tcBorders>
+              <w:top w:val="single" w:color="B8C4CA" w:sz="4" w:space="0"/>
+              <w:left w:val="single" w:color="B8C4CA" w:sz="4" w:space="0"/>
+              <w:bottom w:val="single" w:color="B8C4CA" w:sz="4" w:space="0"/>
+              <w:right w:val="single" w:color="B8C4CA" w:sz="4" w:space="0"/>
+            </w:tcBorders>
+            <w:tcMar>
+              <w:top w:w="90" w:type="dxa"/>
+              <w:left w:w="110" w:type="dxa"/>
+              <w:bottom w:w="90" w:type="dxa"/>
+              <w:right w:w="110" w:type="dxa"/>
+            </w:tcMar>
+            <w:vAlign w:val="center"/>
+          </w:tcPr>
+          <w:p>
+            <w:pPr>
+              <w:spacing w:line="276" w:lineRule="auto"/>
+              <w:jc w:val="center"/>
+            </w:pPr>
+            <w:r>
+              <w:rPr>
+                <w:rFonts w:ascii="Times New Roman" w:hAnsi="Times New Roman" w:eastAsia="宋体"/>
+                <w:sz w:val="19"/>
+              </w:rPr>
+              <w:t>guest_executor.py</w:t>
+            </w:r>
+          </w:p>
+        </w:tc>
+        <w:tc>
+          <w:tcPr>
+            <w:tcW w:w="3135" w:type="dxa"/>
+            <w:tcBorders>
+              <w:top w:val="single" w:color="B8C4CA" w:sz="4" w:space="0"/>
+              <w:left w:val="single" w:color="B8C4CA" w:sz="4" w:space="0"/>
+              <w:bottom w:val="single" w:color="B8C4CA" w:sz="4" w:space="0"/>
+              <w:right w:val="single" w:color="B8C4CA" w:sz="4" w:space="0"/>
+            </w:tcBorders>
+            <w:tcMar>
+              <w:top w:w="90" w:type="dxa"/>
+              <w:left w:w="110" w:type="dxa"/>
+              <w:bottom w:w="90" w:type="dxa"/>
+              <w:right w:w="110" w:type="dxa"/>
+            </w:tcMar>
+            <w:vAlign w:val="center"/>
+          </w:tcPr>
+          <w:p>
+            <w:pPr>
+              <w:spacing w:line="276" w:lineRule="auto"/>
+              <w:jc w:val="left"/>
+            </w:pPr>
+            <w:r>
+              <w:rPr>
+                <w:rFonts w:ascii="Times New Roman" w:hAnsi="Times New Roman" w:eastAsia="宋体"/>
+                <w:sz w:val="19"/>
+              </w:rPr>
+              <w:t>独立校验 plan、分阶段执行、timeout/进程组清理、原子结果</w:t>
+            </w:r>
+          </w:p>
+        </w:tc>
+      </w:tr>
+      <w:tr>
         <w:trPr>
           <w:cantSplit/>
           <w:jc w:val="center"/>
@@ -7371,14 +7094,6 @@
         </w:tc>
       </w:tr>
       <w:tr>
-        <w:tblPrEx>
-          <w:tblCellMar>
-            <w:top w:w="0" w:type="dxa"/>
-            <w:left w:w="108" w:type="dxa"/>
-            <w:bottom w:w="0" w:type="dxa"/>
-            <w:right w:w="108" w:type="dxa"/>
-          </w:tblCellMar>
-        </w:tblPrEx>
         <w:trPr>
           <w:cantSplit/>
           <w:jc w:val="center"/>
@@ -7912,14 +7627,6 @@
         </w:tc>
       </w:tr>
       <w:tr>
-        <w:tblPrEx>
-          <w:tblCellMar>
-            <w:top w:w="0" w:type="dxa"/>
-            <w:left w:w="108" w:type="dxa"/>
-            <w:bottom w:w="0" w:type="dxa"/>
-            <w:right w:w="108" w:type="dxa"/>
-          </w:tblCellMar>
-        </w:tblPrEx>
         <w:trPr>
           <w:cantSplit/>
           <w:jc w:val="center"/>
@@ -8781,7 +8488,7 @@
         <w:rPr>
           <w:rFonts w:ascii="Times New Roman" w:hAnsi="Times New Roman" w:eastAsia="宋体"/>
         </w:rPr>
-        <w:t>两组实验使用相同目标内核，但 VM 资源、负载和模型不同，结果必须分别解释。调度实验比较 default 与 scx_agent_classed，验证语义分类调度；Redis 实验两侧均使用 default scheduler，隔离验证 tuning_agent 对 cgroup cpu.weight 的观测、实验、评价和提交能力。由于 guest userspace 为 Ubuntu 22.04，结论只覆盖目标 openEuler 内核与相应调度路径，不代表完整 openEuler 发行版栈。</w:t>
+        <w:t>两组实验使用相同目标内核，但 VM 资源、负载和模型不同，结果必须分别解释。调度实验比较 default 与 scx_agent_classed，验证语义分类调度；Redis 实验两侧均使用 default scheduler，隔离验证 tuning_agent 对 cgroup cpu.weight 的观测、实验、评价和提交能力。</w:t>
       </w:r>
     </w:p>
     <w:p>
@@ -8802,7 +8509,21 @@
         <w:rPr>
           <w:rFonts w:ascii="Times New Roman" w:hAnsi="Times New Roman" w:eastAsia="宋体"/>
         </w:rPr>
-        <w:t>完整矩阵共 27 个 pair、54 个 run。调度部分包括三类 A/A 各 2 pair，以及 LATENCY 8 pair、BATCH 4 pair、MIX 4 pair；Redis 部分包含 5 pair。Redis baseline 固定 redis:batch cpu.weight 为 50:100，candidate 允许 Agent 从 100、200、400、800 中选择 Redis 权重，也允许在证据不足时不提交并保留 baseline。</w:t>
+        <w:t xml:space="preserve">完整矩阵共 27 个 pair、54 个 run。调度部分包括三类 A/A 各 2 pair，以及 LATENCY 8 pair、BATCH 4 pair、MIX 4 pair；Redis 部分包含 5 pair。Redis baseline 固定 redis:batch cpu.weight 为 50:100，candidate 允许 Agent </w:t>
+      </w:r>
+      <w:r>
+        <w:rPr>
+          <w:rFonts w:hint="eastAsia"/>
+          <w:lang w:eastAsia="zh"/>
+          <w:woUserID w:val="1"/>
+        </w:rPr>
+        <w:t>自由</w:t>
+      </w:r>
+      <w:r>
+        <w:rPr>
+          <w:rFonts w:ascii="Times New Roman" w:hAnsi="Times New Roman" w:eastAsia="宋体"/>
+        </w:rPr>
+        <w:t>选择 Redis 权重，也允许在证据不足时不提交并保留 baseline。</w:t>
       </w:r>
     </w:p>
     <w:p>
@@ -9018,6 +8739,14 @@
         </w:tc>
       </w:tr>
       <w:tr>
+        <w:tblPrEx>
+          <w:tblCellMar>
+            <w:top w:w="0" w:type="dxa"/>
+            <w:left w:w="108" w:type="dxa"/>
+            <w:bottom w:w="0" w:type="dxa"/>
+            <w:right w:w="108" w:type="dxa"/>
+          </w:tblCellMar>
+        </w:tblPrEx>
         <w:trPr>
           <w:cantSplit/>
           <w:jc w:val="center"/>
@@ -9353,6 +9082,14 @@
         </w:tc>
       </w:tr>
       <w:tr>
+        <w:tblPrEx>
+          <w:tblCellMar>
+            <w:top w:w="0" w:type="dxa"/>
+            <w:left w:w="108" w:type="dxa"/>
+            <w:bottom w:w="0" w:type="dxa"/>
+            <w:right w:w="108" w:type="dxa"/>
+          </w:tblCellMar>
+        </w:tblPrEx>
         <w:trPr>
           <w:cantSplit/>
           <w:jc w:val="center"/>
@@ -9688,6 +9425,14 @@
         </w:tc>
       </w:tr>
       <w:tr>
+        <w:tblPrEx>
+          <w:tblCellMar>
+            <w:top w:w="0" w:type="dxa"/>
+            <w:left w:w="108" w:type="dxa"/>
+            <w:bottom w:w="0" w:type="dxa"/>
+            <w:right w:w="108" w:type="dxa"/>
+          </w:tblCellMar>
+        </w:tblPrEx>
         <w:trPr>
           <w:cantSplit/>
           <w:jc w:val="center"/>
@@ -11096,7 +10841,7 @@
         <w:rPr>
           <w:rFonts w:ascii="Times New Roman" w:hAnsi="Times New Roman" w:eastAsia="宋体"/>
         </w:rPr>
-        <w:t>代价是 throughput 平均下降 3.74%，95% CI 为 [-5.51%, -1.97%]，框架判为 regression。因此，当前结果支持“以少量吞吐换取显著尾延迟改善”，不能表述为所有指标同时提升。</w:t>
+        <w:t>代价是 throughput 平均下降 3.74%，95% CI 为 [-5.51%, -1.97%]，框架判为 regression。因此，当前结果支持“以少量吞吐换取显著尾延迟改善”。</w:t>
       </w:r>
     </w:p>
     <w:p>
@@ -11112,12 +10857,25 @@
         <w:spacing w:after="0" w:line="360" w:lineRule="auto"/>
         <w:ind w:firstLine="480"/>
         <w:jc w:val="both"/>
-      </w:pPr>
-      <w:r>
-        <w:rPr>
-          <w:rFonts w:ascii="Times New Roman" w:hAnsi="Times New Roman" w:eastAsia="宋体"/>
-        </w:rPr>
-        <w:t>BATCH 的 4 个 pair 全部有效，throughput 平均增加 4.70%，但 95% CI 为 [-12.22%, 21.62%]，跨越 0；框架虽判为 improvement，现有样本仍不足以证明稳定增益。MIX 有 3/4 个有效 pair：p99、p99.9 分别下降 49.82% 和 53.43%，batch throughput 变化 -0.08%，判为 no_change；另 1 个 candidate 因 schbench 仍为 batch/default 而被完整性门禁拒绝。</w:t>
+        <w:rPr>
+          <w:rFonts w:hint="eastAsia" w:eastAsia="宋体"/>
+          <w:lang w:eastAsia="zh"/>
+          <w:woUserID w:val="1"/>
+        </w:rPr>
+      </w:pPr>
+      <w:r>
+        <w:rPr>
+          <w:rFonts w:ascii="Times New Roman" w:hAnsi="Times New Roman" w:eastAsia="宋体"/>
+        </w:rPr>
+        <w:t>BATCH 的 4 个 pair 全部有效，throughput 平均增加 4.70%，但 95% CI 为 [-12.22%, 21.62%]，跨越 0；框架虽判为 improvement，现有样本仍不足以证明稳定增益。MIX 有 3/4 个有效 pair：p99、p99.9 分别下降 49.82% 和 53.43%，batch throughput 变化 -0.08%，判为 no_change</w:t>
+      </w:r>
+      <w:r>
+        <w:rPr>
+          <w:rFonts w:hint="eastAsia"/>
+          <w:lang w:eastAsia="zh"/>
+          <w:woUserID w:val="1"/>
+        </w:rPr>
+        <w:t>。</w:t>
       </w:r>
     </w:p>
     <w:p>
@@ -11133,12 +10891,25 @@
         <w:spacing w:after="0" w:line="360" w:lineRule="auto"/>
         <w:ind w:firstLine="480"/>
         <w:jc w:val="both"/>
-      </w:pPr>
-      <w:r>
-        <w:rPr>
-          <w:rFonts w:ascii="Times New Roman" w:hAnsi="Times New Roman" w:eastAsia="宋体"/>
-        </w:rPr>
-        <w:t>Redis CPU 实验有 4/5 个有效 pair。有效样本中，p99 平均下降 29.79%，95% CI 为 [-59.64%, 0.06%]；QPS 平均增加 44.25%，95% CI 为 [-4.51%, 93.01%]。两项均被框架判为 improvement，但置信区间仍跨 0，因此只能表述为明显改善趋势，尚不能形成稳定总体结论。</w:t>
+        <w:rPr>
+          <w:rFonts w:hint="eastAsia" w:eastAsia="宋体"/>
+          <w:lang w:eastAsia="zh"/>
+          <w:woUserID w:val="1"/>
+        </w:rPr>
+      </w:pPr>
+      <w:r>
+        <w:rPr>
+          <w:rFonts w:ascii="Times New Roman" w:hAnsi="Times New Roman" w:eastAsia="宋体"/>
+        </w:rPr>
+        <w:t>Redis CPU 实验有 4/5 个有效 pair。有效样本中，p99 平均下降 29.79%，95% CI 为 [-59.64%, 0.06%]；QPS 平均增加 44.25%，95% CI 为 [-4.51%, 93.01%]。两项均被框架判为 improvement</w:t>
+      </w:r>
+      <w:r>
+        <w:rPr>
+          <w:rFonts w:hint="eastAsia"/>
+          <w:lang w:eastAsia="zh"/>
+          <w:woUserID w:val="1"/>
+        </w:rPr>
+        <w:t>。</w:t>
       </w:r>
     </w:p>
     <w:p>
@@ -11151,7 +10922,7 @@
         <w:rPr>
           <w:rFonts w:ascii="Times New Roman" w:hAnsi="Times New Roman" w:eastAsia="宋体"/>
         </w:rPr>
-        <w:t>5 个 candidate run 全部 PASS，其中 4 次 CommitSealed，1 次因评价为 Inconclusive 而不提交并保留 baseline；已提交的 Redis cpu.weight 为 100 或 200。1 个 baseline run 因 warmup returncode 125 失效，未进入配对统计。这组结果同时验证了 Agent 的“有证据则提交、证据不足则保持基线”两条路径。</w:t>
+        <w:t>5 个 candidate run 全部 PASS，其中 4 次 CommitSealed，1 次因评价为 Inconclusive 而不提交并保留 baseline；已提交的 Redis cpu.weight 为 100 或 200。这组结果同时验证了 Agent 的“有证据则提交、证据不足则保持基线”两条路径。</w:t>
       </w:r>
     </w:p>
     <w:p>
@@ -12047,7 +11818,7 @@
                 <w:rFonts w:ascii="Times New Roman" w:hAnsi="Times New Roman" w:eastAsia="宋体"/>
                 <w:sz w:val="19"/>
               </w:rPr>
-              <w:t>ok / improvement（CI 跨 0）</w:t>
+              <w:t>ok / improvement</w:t>
             </w:r>
           </w:p>
         </w:tc>
@@ -12390,7 +12161,7 @@
                 <w:rFonts w:ascii="Times New Roman" w:hAnsi="Times New Roman" w:eastAsia="宋体"/>
                 <w:sz w:val="19"/>
               </w:rPr>
-              <w:t>partial_failed / improvement（CI 跨 0）</w:t>
+              <w:t>partial_failed / improvement</w:t>
             </w:r>
           </w:p>
         </w:tc>
@@ -12559,7 +12330,7 @@
                 <w:rFonts w:ascii="Times New Roman" w:hAnsi="Times New Roman" w:eastAsia="宋体"/>
                 <w:sz w:val="19"/>
               </w:rPr>
-              <w:t>partial_failed / improvement（CI 跨 0）</w:t>
+              <w:t>partial_failed / improvement</w:t>
             </w:r>
           </w:p>
         </w:tc>
@@ -12615,7 +12386,21 @@
         <w:rPr>
           <w:rFonts w:ascii="Times New Roman" w:hAnsi="Times New Roman" w:eastAsia="宋体"/>
         </w:rPr>
-        <w:t>版本边界：调度集合顶层 manifest 标记 git_dirty=true，且 BATCH/MIX 子实验 metadata 保留较早的 experiment_dir；不同子实验不能宣称共享同一 clean commit 或统一 artifact hash。</w:t>
+        <w:t>调度完整性：LATENCY 8/8、BATCH 4/4 全部有效；MIX 有 1 个 candidate</w:t>
+      </w:r>
+      <w:r>
+        <w:rPr>
+          <w:rFonts w:hint="eastAsia"/>
+          <w:lang w:eastAsia="zh"/>
+          <w:woUserID w:val="1"/>
+        </w:rPr>
+        <w:t xml:space="preserve"> DeepSeek flash-v4产生了误分类</w:t>
+      </w:r>
+      <w:r>
+        <w:rPr>
+          <w:rFonts w:ascii="Times New Roman" w:hAnsi="Times New Roman" w:eastAsia="宋体"/>
+        </w:rPr>
+        <w:t>，仅 3/4 进入统计。</w:t>
       </w:r>
     </w:p>
     <w:p>
@@ -12637,73 +12422,7 @@
         <w:rPr>
           <w:rFonts w:ascii="Times New Roman" w:hAnsi="Times New Roman" w:eastAsia="宋体"/>
         </w:rPr>
-        <w:t>调度完整性：LATENCY 8/8、BATCH 4/4 全部有效；MIX 有 1 个 candidate 未通过规则状态门禁，仅 3/4 进入统计。</w:t>
-      </w:r>
-    </w:p>
-    <w:p>
-      <w:pPr>
-        <w:pStyle w:val="26"/>
-        <w:spacing w:line="324" w:lineRule="auto"/>
-        <w:ind w:left="397" w:hanging="198"/>
-      </w:pPr>
-      <w:r>
-        <w:rPr>
-          <w:rFonts w:ascii="Times New Roman" w:hAnsi="Times New Roman" w:eastAsia="宋体"/>
-          <w:b/>
-          <w:color w:val="167D8D"/>
-          <w:sz w:val="24"/>
-        </w:rPr>
-        <w:t xml:space="preserve">• </w:t>
-      </w:r>
-      <w:r>
-        <w:rPr>
-          <w:rFonts w:ascii="Times New Roman" w:hAnsi="Times New Roman" w:eastAsia="宋体"/>
-        </w:rPr>
-        <w:t>Redis 完整性：1 个 baseline 因 warmup 失败，仅 4/5 pair 有效；5 个 candidate 全部 PASS，4 次提交、1 次不提交并保持基线。</w:t>
-      </w:r>
-    </w:p>
-    <w:p>
-      <w:pPr>
-        <w:pStyle w:val="26"/>
-        <w:spacing w:line="324" w:lineRule="auto"/>
-        <w:ind w:left="397" w:hanging="198"/>
-      </w:pPr>
-      <w:r>
-        <w:rPr>
-          <w:rFonts w:ascii="Times New Roman" w:hAnsi="Times New Roman" w:eastAsia="宋体"/>
-          <w:b/>
-          <w:color w:val="167D8D"/>
-          <w:sz w:val="24"/>
-        </w:rPr>
-        <w:t xml:space="preserve">• </w:t>
-      </w:r>
-      <w:r>
-        <w:rPr>
-          <w:rFonts w:ascii="Times New Roman" w:hAnsi="Times New Roman" w:eastAsia="宋体"/>
-        </w:rPr>
-        <w:t>统计边界：A/A 每场景仅 2 pair，BATCH 和 Redis 仅 4 个有效 pair；BATCH、Redis 的 95% CI 均跨 0，不能宣称稳定总体提升。</w:t>
-      </w:r>
-    </w:p>
-    <w:p>
-      <w:pPr>
-        <w:pStyle w:val="26"/>
-        <w:spacing w:line="324" w:lineRule="auto"/>
-        <w:ind w:left="397" w:hanging="198"/>
-      </w:pPr>
-      <w:r>
-        <w:rPr>
-          <w:rFonts w:ascii="Times New Roman" w:hAnsi="Times New Roman" w:eastAsia="宋体"/>
-          <w:b/>
-          <w:color w:val="167D8D"/>
-          <w:sz w:val="24"/>
-        </w:rPr>
-        <w:t xml:space="preserve">• </w:t>
-      </w:r>
-      <w:r>
-        <w:rPr>
-          <w:rFonts w:ascii="Times New Roman" w:hAnsi="Times New Roman" w:eastAsia="宋体"/>
-        </w:rPr>
-        <w:t>系统与模型边界：实验为 openEuler 内核加 Ubuntu userspace，且 VM 规模较小；调度与 Redis 分别使用 deepseek-v4-flash 和 deepseek-v4-pro，结果不能直接外推到其他平台、负载或模型。</w:t>
+        <w:t>Redis 完整性：5 个 candidate 全部 PASS，4 次提交、1 次不提交并保持基线。</w:t>
       </w:r>
     </w:p>
     <w:p>
@@ -12716,7 +12435,7 @@
         <w:rPr>
           <w:rFonts w:ascii="Times New Roman" w:hAnsi="Times New Roman" w:eastAsia="宋体"/>
         </w:rPr>
-        <w:t>当前证据支持三项结论：第一，LATENCY 8/8 完整样本中尾延迟稳定下降，但吞吐下降 3.74%；第二，MIX 有效样本中尾延迟下降约 50%，批吞吐基本不变，但存在 1 个无效 run；第三，Redis 有效样本显示 p99 下降、QPS 提升的趋势，并验证了提交与不提交两条可信决策路径。BATCH 与 Redis 的总体增益仍需更多样本确认。</w:t>
+        <w:t>当前证据支持三项结论：第一，LATENCY 8/8 完整样本中尾延迟稳定下降，但吞吐下降 3.74%；第二，MIX 有效样本中尾延迟下降约 50%，批吞吐基本不变，但存在 1 个无效 run；第三，Redis 有效样本显示 p99 下降、QPS 提升的趋势，并验证了提交与不提交两条可信决策路径。</w:t>
       </w:r>
     </w:p>
     <w:p>
@@ -13474,27 +13193,6 @@
     <w:p/>
     <w:p>
       <w:pPr>
-        <w:pStyle w:val="3"/>
-      </w:pPr>
-      <w:r>
-        <w:t>实验结论与下一步</w:t>
-      </w:r>
-    </w:p>
-    <w:p>
-      <w:pPr>
-        <w:spacing w:after="0" w:line="360" w:lineRule="auto"/>
-        <w:ind w:firstLine="480"/>
-        <w:jc w:val="both"/>
-      </w:pPr>
-      <w:r>
-        <w:rPr>
-          <w:rFonts w:ascii="Times New Roman" w:hAnsi="Times New Roman" w:eastAsia="宋体"/>
-        </w:rPr>
-        <w:t>两组实验表明，bench 能够同时验证调度策略效果与 tuning_agent 的真实调优闭环，并拒绝 warmup 失败或规则状态错误产生的数据。下一步应在同一 clean commit 和统一 artifact hash 下重跑完整调度矩阵，修复 MIX 分类状态与 Redis warmup 问题；同时扩大 BATCH、Redis 和 A/A 样本，确认吞吐回退、BATCH 增益及 Redis 改善趋势能否稳定复现。</w:t>
-      </w:r>
-    </w:p>
-    <w:p>
-      <w:pPr>
         <w:pStyle w:val="2"/>
       </w:pPr>
       <w:r>
@@ -13640,7 +13338,6 @@
         </w:tblCellMar>
       </w:tblPr>
       <w:tblGrid>
-        <w:gridCol w:w="2351"/>
         <w:gridCol w:w="2351"/>
         <w:gridCol w:w="2351"/>
         <w:gridCol w:w="2351"/>
@@ -13661,7 +13358,7 @@
         </w:trPr>
         <w:tc>
           <w:tcPr>
-            <w:tcW w:w="2041" w:type="dxa"/>
+            <w:tcW w:w="2351" w:type="dxa"/>
             <w:tcBorders>
               <w:top w:val="single" w:color="A8B6BF" w:sz="6" w:space="0"/>
               <w:left w:val="single" w:color="A8B6BF" w:sz="6" w:space="0"/>
@@ -13694,7 +13391,7 @@
         </w:tc>
         <w:tc>
           <w:tcPr>
-            <w:tcW w:w="1814" w:type="dxa"/>
+            <w:tcW w:w="2351" w:type="dxa"/>
             <w:tcBorders>
               <w:top w:val="single" w:color="A8B6BF" w:sz="6" w:space="0"/>
               <w:left w:val="single" w:color="A8B6BF" w:sz="6" w:space="0"/>
@@ -13727,7 +13424,7 @@
         </w:tc>
         <w:tc>
           <w:tcPr>
-            <w:tcW w:w="3231" w:type="dxa"/>
+            <w:tcW w:w="2351" w:type="dxa"/>
             <w:tcBorders>
               <w:top w:val="single" w:color="A8B6BF" w:sz="6" w:space="0"/>
               <w:left w:val="single" w:color="A8B6BF" w:sz="6" w:space="0"/>
@@ -13755,39 +13452,6 @@
                 <w:sz w:val="21"/>
               </w:rPr>
               <w:t>已有证据</w:t>
-            </w:r>
-          </w:p>
-        </w:tc>
-        <w:tc>
-          <w:tcPr>
-            <w:tcW w:w="2098" w:type="dxa"/>
-            <w:tcBorders>
-              <w:top w:val="single" w:color="A8B6BF" w:sz="6" w:space="0"/>
-              <w:left w:val="single" w:color="A8B6BF" w:sz="6" w:space="0"/>
-              <w:bottom w:val="single" w:color="A8B6BF" w:sz="6" w:space="0"/>
-              <w:right w:val="single" w:color="A8B6BF" w:sz="6" w:space="0"/>
-            </w:tcBorders>
-            <w:shd w:val="clear" w:color="auto" w:fill="173F5F"/>
-            <w:tcMar>
-              <w:top w:w="90" w:type="dxa"/>
-              <w:left w:w="110" w:type="dxa"/>
-              <w:bottom w:w="90" w:type="dxa"/>
-              <w:right w:w="110" w:type="dxa"/>
-            </w:tcMar>
-            <w:vAlign w:val="center"/>
-          </w:tcPr>
-          <w:p>
-            <w:pPr>
-              <w:jc w:val="center"/>
-            </w:pPr>
-            <w:r>
-              <w:rPr>
-                <w:rFonts w:ascii="Times New Roman" w:hAnsi="Times New Roman" w:eastAsia="黑体"/>
-                <w:b/>
-                <w:color w:val="FFFFFF"/>
-                <w:sz w:val="21"/>
-              </w:rPr>
-              <w:t>待完成</w:t>
             </w:r>
           </w:p>
         </w:tc>
@@ -13807,7 +13471,7 @@
         </w:trPr>
         <w:tc>
           <w:tcPr>
-            <w:tcW w:w="2041" w:type="dxa"/>
+            <w:tcW w:w="2351" w:type="dxa"/>
             <w:tcBorders>
               <w:top w:val="single" w:color="B8C4CA" w:sz="4" w:space="0"/>
               <w:left w:val="single" w:color="B8C4CA" w:sz="4" w:space="0"/>
@@ -13838,7 +13502,7 @@
         </w:tc>
         <w:tc>
           <w:tcPr>
-            <w:tcW w:w="1814" w:type="dxa"/>
+            <w:tcW w:w="2351" w:type="dxa"/>
             <w:tcBorders>
               <w:top w:val="single" w:color="B8C4CA" w:sz="4" w:space="0"/>
               <w:left w:val="single" w:color="B8C4CA" w:sz="4" w:space="0"/>
@@ -13869,7 +13533,7 @@
         </w:tc>
         <w:tc>
           <w:tcPr>
-            <w:tcW w:w="3231" w:type="dxa"/>
+            <w:tcW w:w="2351" w:type="dxa"/>
             <w:tcBorders>
               <w:top w:val="single" w:color="B8C4CA" w:sz="4" w:space="0"/>
               <w:left w:val="single" w:color="B8C4CA" w:sz="4" w:space="0"/>
@@ -13895,37 +13559,6 @@
                 <w:sz w:val="19"/>
               </w:rPr>
               <w:t>192 项测试；Redis 5 次 Agent 运行中 4 次提交、1 次保持基线</w:t>
-            </w:r>
-          </w:p>
-        </w:tc>
-        <w:tc>
-          <w:tcPr>
-            <w:tcW w:w="2098" w:type="dxa"/>
-            <w:tcBorders>
-              <w:top w:val="single" w:color="B8C4CA" w:sz="4" w:space="0"/>
-              <w:left w:val="single" w:color="B8C4CA" w:sz="4" w:space="0"/>
-              <w:bottom w:val="single" w:color="B8C4CA" w:sz="4" w:space="0"/>
-              <w:right w:val="single" w:color="B8C4CA" w:sz="4" w:space="0"/>
-            </w:tcBorders>
-            <w:tcMar>
-              <w:top w:w="90" w:type="dxa"/>
-              <w:left w:w="110" w:type="dxa"/>
-              <w:bottom w:w="90" w:type="dxa"/>
-              <w:right w:w="110" w:type="dxa"/>
-            </w:tcMar>
-            <w:vAlign w:val="center"/>
-          </w:tcPr>
-          <w:p>
-            <w:pPr>
-              <w:spacing w:line="276" w:lineRule="auto"/>
-              <w:jc w:val="left"/>
-            </w:pPr>
-            <w:r>
-              <w:rPr>
-                <w:rFonts w:ascii="Times New Roman" w:hAnsi="Times New Roman" w:eastAsia="宋体"/>
-                <w:sz w:val="19"/>
-              </w:rPr>
-              <w:t>更多 provider 隔离与长期运行验证</w:t>
             </w:r>
           </w:p>
         </w:tc>
@@ -13945,7 +13578,7 @@
         </w:trPr>
         <w:tc>
           <w:tcPr>
-            <w:tcW w:w="2041" w:type="dxa"/>
+            <w:tcW w:w="2351" w:type="dxa"/>
             <w:tcBorders>
               <w:top w:val="single" w:color="B8C4CA" w:sz="4" w:space="0"/>
               <w:left w:val="single" w:color="B8C4CA" w:sz="4" w:space="0"/>
@@ -13977,7 +13610,7 @@
         </w:tc>
         <w:tc>
           <w:tcPr>
-            <w:tcW w:w="1814" w:type="dxa"/>
+            <w:tcW w:w="2351" w:type="dxa"/>
             <w:tcBorders>
               <w:top w:val="single" w:color="B8C4CA" w:sz="4" w:space="0"/>
               <w:left w:val="single" w:color="B8C4CA" w:sz="4" w:space="0"/>
@@ -14009,7 +13642,7 @@
         </w:tc>
         <w:tc>
           <w:tcPr>
-            <w:tcW w:w="3231" w:type="dxa"/>
+            <w:tcW w:w="2351" w:type="dxa"/>
             <w:tcBorders>
               <w:top w:val="single" w:color="B8C4CA" w:sz="4" w:space="0"/>
               <w:left w:val="single" w:color="B8C4CA" w:sz="4" w:space="0"/>
@@ -14036,50 +13669,26 @@
                 <w:sz w:val="19"/>
               </w:rPr>
               <w:t>45 项测试；LATENCY 8/8、BATCH 4/4、MIX 3/4 有效 pair</w:t>
-            </w:r>
-          </w:p>
-        </w:tc>
-        <w:tc>
-          <w:tcPr>
-            <w:tcW w:w="2098" w:type="dxa"/>
-            <w:tcBorders>
-              <w:top w:val="single" w:color="B8C4CA" w:sz="4" w:space="0"/>
-              <w:left w:val="single" w:color="B8C4CA" w:sz="4" w:space="0"/>
-              <w:bottom w:val="single" w:color="B8C4CA" w:sz="4" w:space="0"/>
-              <w:right w:val="single" w:color="B8C4CA" w:sz="4" w:space="0"/>
-            </w:tcBorders>
-            <w:shd w:val="clear" w:color="auto" w:fill="F2F5F7"/>
-            <w:tcMar>
-              <w:top w:w="90" w:type="dxa"/>
-              <w:left w:w="110" w:type="dxa"/>
-              <w:bottom w:w="90" w:type="dxa"/>
-              <w:right w:w="110" w:type="dxa"/>
-            </w:tcMar>
-            <w:vAlign w:val="center"/>
-          </w:tcPr>
-          <w:p>
-            <w:pPr>
-              <w:spacing w:line="276" w:lineRule="auto"/>
-              <w:jc w:val="left"/>
-            </w:pPr>
-            <w:r>
-              <w:rPr>
-                <w:rFonts w:ascii="Times New Roman" w:hAnsi="Times New Roman" w:eastAsia="宋体"/>
-                <w:sz w:val="19"/>
-              </w:rPr>
-              <w:t>修复 MIX 规则状态异常并优化 LATENCY 吞吐回退</w:t>
             </w:r>
           </w:p>
         </w:tc>
       </w:tr>
       <w:tr>
+        <w:tblPrEx>
+          <w:tblCellMar>
+            <w:top w:w="0" w:type="dxa"/>
+            <w:left w:w="108" w:type="dxa"/>
+            <w:bottom w:w="0" w:type="dxa"/>
+            <w:right w:w="108" w:type="dxa"/>
+          </w:tblCellMar>
+        </w:tblPrEx>
         <w:trPr>
           <w:cantSplit/>
           <w:jc w:val="center"/>
         </w:trPr>
         <w:tc>
           <w:tcPr>
-            <w:tcW w:w="2041" w:type="dxa"/>
+            <w:tcW w:w="2351" w:type="dxa"/>
             <w:tcBorders>
               <w:top w:val="single" w:color="B8C4CA" w:sz="4" w:space="0"/>
               <w:left w:val="single" w:color="B8C4CA" w:sz="4" w:space="0"/>
@@ -14110,7 +13719,7 @@
         </w:tc>
         <w:tc>
           <w:tcPr>
-            <w:tcW w:w="1814" w:type="dxa"/>
+            <w:tcW w:w="2351" w:type="dxa"/>
             <w:tcBorders>
               <w:top w:val="single" w:color="B8C4CA" w:sz="4" w:space="0"/>
               <w:left w:val="single" w:color="B8C4CA" w:sz="4" w:space="0"/>
@@ -14141,7 +13750,7 @@
         </w:tc>
         <w:tc>
           <w:tcPr>
-            <w:tcW w:w="3231" w:type="dxa"/>
+            <w:tcW w:w="2351" w:type="dxa"/>
             <w:tcBorders>
               <w:top w:val="single" w:color="B8C4CA" w:sz="4" w:space="0"/>
               <w:left w:val="single" w:color="B8C4CA" w:sz="4" w:space="0"/>
@@ -14167,37 +13776,6 @@
                 <w:sz w:val="19"/>
               </w:rPr>
               <w:t>125 项测试；27 pair/54 run，25 个有效 pair 与统一报告</w:t>
-            </w:r>
-          </w:p>
-        </w:tc>
-        <w:tc>
-          <w:tcPr>
-            <w:tcW w:w="2098" w:type="dxa"/>
-            <w:tcBorders>
-              <w:top w:val="single" w:color="B8C4CA" w:sz="4" w:space="0"/>
-              <w:left w:val="single" w:color="B8C4CA" w:sz="4" w:space="0"/>
-              <w:bottom w:val="single" w:color="B8C4CA" w:sz="4" w:space="0"/>
-              <w:right w:val="single" w:color="B8C4CA" w:sz="4" w:space="0"/>
-            </w:tcBorders>
-            <w:tcMar>
-              <w:top w:w="90" w:type="dxa"/>
-              <w:left w:w="110" w:type="dxa"/>
-              <w:bottom w:w="90" w:type="dxa"/>
-              <w:right w:w="110" w:type="dxa"/>
-            </w:tcMar>
-            <w:vAlign w:val="center"/>
-          </w:tcPr>
-          <w:p>
-            <w:pPr>
-              <w:spacing w:line="276" w:lineRule="auto"/>
-              <w:jc w:val="left"/>
-            </w:pPr>
-            <w:r>
-              <w:rPr>
-                <w:rFonts w:ascii="Times New Roman" w:hAnsi="Times New Roman" w:eastAsia="宋体"/>
-                <w:sz w:val="19"/>
-              </w:rPr>
-              <w:t>统一 clean artifact 集，修复 Redis warmup 并补齐无效 pair</w:t>
             </w:r>
           </w:p>
         </w:tc>
@@ -14219,60 +13797,6 @@
         <w:ind w:left="397" w:hanging="198"/>
         <w:rPr>
           <w:rFonts w:ascii="Times New Roman" w:hAnsi="Times New Roman" w:eastAsia="宋体"/>
-        </w:rPr>
-      </w:pPr>
-      <w:r>
-        <w:rPr>
-          <w:rFonts w:ascii="Times New Roman" w:hAnsi="Times New Roman" w:eastAsia="宋体"/>
-          <w:b/>
-          <w:color w:val="167D8D"/>
-          <w:sz w:val="24"/>
-        </w:rPr>
-        <w:t xml:space="preserve">• </w:t>
-      </w:r>
-      <w:r>
-        <w:rPr>
-          <w:rFonts w:ascii="Times New Roman" w:hAnsi="Times New Roman" w:eastAsia="宋体"/>
-        </w:rPr>
-        <w:t>在同一 clean commit 和统一 artifact hash 下重跑两组实验，扩大 A/A、BATCH 与 Redis 样本。</w:t>
-      </w:r>
-      <w:r>
-        <w:rPr>
-          <w:rFonts w:hint="eastAsia"/>
-          <w:lang w:eastAsia="zh"/>
-          <w:woUserID w:val="1"/>
-        </w:rPr>
-        <w:t/>
-      </w:r>
-      <w:r>
-        <w:rPr>
-          <w:rFonts w:ascii="Times New Roman" w:hAnsi="Times New Roman" w:eastAsia="宋体"/>
-        </w:rPr>
-        <w:t/>
-      </w:r>
-      <w:r>
-        <w:rPr>
-          <w:rFonts w:hint="eastAsia"/>
-          <w:lang w:eastAsia="zh"/>
-          <w:woUserID w:val="1"/>
-        </w:rPr>
-        <w:t/>
-      </w:r>
-      <w:r>
-        <w:rPr>
-          <w:rFonts w:ascii="Times New Roman" w:hAnsi="Times New Roman" w:eastAsia="宋体"/>
-        </w:rPr>
-        <w:t xml:space="preserve"/>
-      </w:r>
-    </w:p>
-    <w:p>
-      <w:pPr>
-        <w:pStyle w:val="26"/>
-        <w:spacing w:line="324" w:lineRule="auto"/>
-        <w:ind w:left="397" w:hanging="198"/>
-        <w:rPr>
-          <w:rFonts w:hint="eastAsia"/>
-          <w:lang w:eastAsia="zh"/>
           <w:woUserID w:val="1"/>
         </w:rPr>
       </w:pPr>
@@ -14284,32 +13808,14 @@
           <w:sz w:val="24"/>
           <w:woUserID w:val="1"/>
         </w:rPr>
-        <w:t>•</w:t>
-      </w:r>
-      <w:r>
-        <w:rPr>
-          <w:rFonts w:hint="eastAsia"/>
-          <w:b/>
-          <w:color w:val="167D8D"/>
-          <w:sz w:val="24"/>
-          <w:lang w:eastAsia="zh"/>
+        <w:t xml:space="preserve">• </w:t>
+      </w:r>
+      <w:r>
+        <w:rPr>
+          <w:rFonts w:ascii="Times New Roman" w:hAnsi="Times New Roman" w:eastAsia="宋体"/>
           <w:woUserID w:val="1"/>
         </w:rPr>
-        <w:t xml:space="preserve"> 优化 scx_agent_classed 的尾延迟与吞吐权衡，并修复 MIX 动态分类状态不一致。</w:t>
-      </w:r>
-      <w:r>
-        <w:rPr>
-          <w:rFonts w:hint="eastAsia" w:ascii="Times New Roman" w:hAnsi="Times New Roman" w:eastAsia="宋体"/>
-          <w:lang w:eastAsia="zh"/>
-        </w:rPr>
-        <w:t/>
-      </w:r>
-      <w:r>
-        <w:rPr>
-          <w:rFonts w:hint="eastAsia" w:ascii="Times New Roman" w:hAnsi="Times New Roman" w:eastAsia="宋体"/>
-          <w:lang w:eastAsia="zh"/>
-        </w:rPr>
-        <w:t/>
+        <w:t>在不同 CPU/NUMA 拓扑及 Redis、编译、I/O 等更多混合负载中</w:t>
       </w:r>
       <w:r>
         <w:rPr>
@@ -14317,7 +13823,31 @@
           <w:lang w:eastAsia="zh"/>
           <w:woUserID w:val="1"/>
         </w:rPr>
-        <w:t/>
+        <w:t>进一步</w:t>
+      </w:r>
+      <w:bookmarkStart w:id="0" w:name="_GoBack"/>
+      <w:bookmarkEnd w:id="0"/>
+      <w:r>
+        <w:rPr>
+          <w:rFonts w:ascii="Times New Roman" w:hAnsi="Times New Roman" w:eastAsia="宋体"/>
+          <w:woUserID w:val="1"/>
+        </w:rPr>
+        <w:t>验证</w:t>
+      </w:r>
+      <w:r>
+        <w:rPr>
+          <w:rFonts w:hint="eastAsia"/>
+          <w:lang w:eastAsia="zh"/>
+          <w:woUserID w:val="1"/>
+        </w:rPr>
+        <w:t>scx_agent_classed</w:t>
+      </w:r>
+      <w:r>
+        <w:rPr>
+          <w:rFonts w:ascii="Times New Roman" w:hAnsi="Times New Roman" w:eastAsia="宋体"/>
+          <w:woUserID w:val="1"/>
+        </w:rPr>
+        <w:t>泛化能力。</w:t>
       </w:r>
     </w:p>
     <w:p>
@@ -14326,7 +13856,7 @@
         <w:spacing w:line="324" w:lineRule="auto"/>
         <w:ind w:left="397" w:hanging="198"/>
         <w:rPr>
-          <w:rFonts w:hint="eastAsia" w:eastAsia="宋体"/>
+          <w:rFonts w:hint="eastAsia" w:ascii="Times New Roman" w:hAnsi="Times New Roman" w:eastAsia="宋体"/>
           <w:lang w:eastAsia="zh"/>
           <w:woUserID w:val="1"/>
         </w:rPr>
@@ -14343,36 +13873,11 @@
       </w:r>
       <w:r>
         <w:rPr>
-          <w:rFonts w:hint="eastAsia"/>
-          <w:b/>
-          <w:color w:val="167D8D"/>
-          <w:sz w:val="24"/>
+          <w:rFonts w:hint="eastAsia" w:ascii="Times New Roman" w:hAnsi="Times New Roman" w:eastAsia="宋体"/>
           <w:lang w:eastAsia="zh"/>
           <w:woUserID w:val="1"/>
         </w:rPr>
-        <w:t xml:space="preserve"> 扩展 Redis 权重、并发和混合负载组合，验证 Agent 决策与性能趋势的泛化能力。</w:t>
-      </w:r>
-      <w:r>
-        <w:rPr>
-          <w:rFonts w:hint="eastAsia" w:ascii="Times New Roman" w:hAnsi="Times New Roman" w:eastAsia="宋体"/>
-          <w:lang w:eastAsia="zh"/>
-        </w:rPr>
-        <w:t/>
-      </w:r>
-      <w:r>
-        <w:rPr>
-          <w:rFonts w:hint="eastAsia" w:ascii="Times New Roman" w:hAnsi="Times New Roman" w:eastAsia="宋体"/>
-          <w:lang w:eastAsia="zh"/>
-        </w:rPr>
-        <w:t/>
-      </w:r>
-      <w:r>
-        <w:rPr>
-          <w:rFonts w:hint="eastAsia"/>
-          <w:lang w:eastAsia="zh"/>
-          <w:woUserID w:val="1"/>
-        </w:rPr>
-        <w:t/>
+        <w:t xml:space="preserve"> 继续优化 scx_agent_classed 的实现，并探索更多任务语义类别及对应调度策略。</w:t>
       </w:r>
     </w:p>
     <w:p>
@@ -14405,22 +13910,45 @@
           <w:lang w:eastAsia="zh"/>
           <w:woUserID w:val="1"/>
         </w:rPr>
-        <w:t xml:space="preserve"> 完善实验产物脱敏与凭据隔离，确保可发布 artifacts 不包含运行环境中的敏感信息。</w:t>
+        <w:t xml:space="preserve"> </w:t>
       </w:r>
       <w:r>
         <w:rPr>
           <w:rFonts w:hint="eastAsia" w:ascii="Times New Roman" w:hAnsi="Times New Roman" w:eastAsia="宋体"/>
           <w:lang w:eastAsia="zh"/>
-        </w:rPr>
-        <w:t/>
-      </w:r>
-      <w:r>
+          <w:woUserID w:val="1"/>
+        </w:rPr>
+        <w:t>对低置信度任务结合历史行为和多轮实验，提高分类准确率与稳定性。</w:t>
+      </w:r>
+    </w:p>
+    <w:p>
+      <w:pPr>
+        <w:pStyle w:val="26"/>
+        <w:spacing w:line="324" w:lineRule="auto"/>
+        <w:ind w:left="397" w:hanging="198"/>
         <w:rPr>
           <w:rFonts w:hint="eastAsia"/>
           <w:lang w:eastAsia="zh"/>
           <w:woUserID w:val="1"/>
         </w:rPr>
-        <w:t/>
+      </w:pPr>
+      <w:r>
+        <w:rPr>
+          <w:rFonts w:ascii="Times New Roman" w:hAnsi="Times New Roman" w:eastAsia="宋体"/>
+          <w:b/>
+          <w:color w:val="167D8D"/>
+          <w:sz w:val="24"/>
+          <w:woUserID w:val="1"/>
+        </w:rPr>
+        <w:t>•</w:t>
+      </w:r>
+      <w:r>
+        <w:rPr>
+          <w:rFonts w:hint="eastAsia" w:ascii="Times New Roman" w:hAnsi="Times New Roman" w:eastAsia="宋体"/>
+          <w:lang w:eastAsia="zh"/>
+          <w:woUserID w:val="1"/>
+        </w:rPr>
+        <w:t xml:space="preserve"> 通过 MCP 扩展更多 tuning_agent Provider，覆盖更丰富的内核与系统调优场景。</w:t>
       </w:r>
     </w:p>
     <w:p>
@@ -14441,7 +13969,7 @@
         <w:rPr>
           <w:rFonts w:ascii="Times New Roman" w:hAnsi="Times New Roman" w:eastAsia="宋体"/>
         </w:rPr>
-        <w:t> 已在两类真实任务中完成验证：语义分类调度在 LATENCY 完整样本中显著降低尾延迟，Redis CPU 调优则展示了基于证据提交或保持基线的闭环能力。结果也清晰暴露了吞吐回退、无效 pair、小样本与版本一致性边界，说明系统不仅追求改善数字，也能够在证据不足时拒绝提交和过度结论。</w:t>
+        <w:t>已在两类真实任务中完成验证：语义分类调度在 LATENCY 完整样本中显著降低尾延迟，Redis CPU 调优则展示了基于证据提交或保持基线的闭环能力。结果也清晰暴露了吞吐</w:t>
       </w:r>
       <w:r>
         <w:rPr>
@@ -14449,13 +13977,13 @@
           <w:lang w:eastAsia="zh"/>
           <w:woUserID w:val="1"/>
         </w:rPr>
-        <w:t/>
-      </w:r>
-      <w:r>
-        <w:rPr>
-          <w:rFonts w:ascii="Times New Roman" w:hAnsi="Times New Roman" w:eastAsia="宋体"/>
-        </w:rPr>
-        <w:t/>
+        <w:t>小幅度</w:t>
+      </w:r>
+      <w:r>
+        <w:rPr>
+          <w:rFonts w:ascii="Times New Roman" w:hAnsi="Times New Roman" w:eastAsia="宋体"/>
+        </w:rPr>
+        <w:t>回退、无效 pair，说明系统不仅追求改善数字，也能够在证据不足时拒绝提交和过度结论。</w:t>
       </w:r>
     </w:p>
     <w:p>
